--- a/Macaco-Play-Listing-ASO-2026-07.docx
+++ b/Macaco-Play-Listing-ASO-2026-07.docx
@@ -32,6 +32,22 @@
       </w:pPr>
       <w:r>
         <w:t xml:space="preserve">What changed in this revision</w:t>
+      </w:r>
+    </w:p>
+    <w:p>
+      <w:pPr>
+        <w:spacing w:after="40"/>
+      </w:pPr>
+      <w:r>
+        <w:t xml:space="preserve">• Speech-to-text added to the “Capture every trip” section in all languages: tap the mic and dictate an entry instead of typing.</w:t>
+      </w:r>
+    </w:p>
+    <w:p>
+      <w:pPr>
+        <w:spacing w:after="40"/>
+      </w:pPr>
+      <w:r>
+        <w:t xml:space="preserve">• Video is now a headline feature: a dedicated 🎬 “NEW” section right after the opener in every language — up to 3 clips of 15 seconds per entry, trimmed in-app, backed up to Google Drive. Video also appears in every short description, the cloud-backup section, and the Premium feature list.</w:t>
       </w:r>
     </w:p>
     <w:p>
@@ -126,7 +142,7 @@
         <w:spacing w:after="40"/>
       </w:pPr>
       <w:r>
-        <w:t xml:space="preserve">Private travel journal: photos, map &amp; cloud sync. No ads, your data is yours.</w:t>
+        <w:t xml:space="preserve">Private travel journal: photos, videos, map &amp; cloud sync. No ads, data yours.</w:t>
       </w:r>
     </w:p>
     <w:p>
@@ -141,7 +157,7 @@
           <w:sz w:val="20"/>
           <w:szCs w:val="20"/>
         </w:rPr>
-        <w:t xml:space="preserve">FULL DESCRIPTION (1892/4000)</w:t>
+        <w:t xml:space="preserve">FULL DESCRIPTION (2326/4000)</w:t>
       </w:r>
     </w:p>
     <w:p>
@@ -165,7 +181,7 @@
         <w:spacing w:after="40"/>
       </w:pPr>
       <w:r>
-        <w:t xml:space="preserve">Your travel memories belong to you. Macaco is a private travel journal and trip diary with photo journaling, an adventures map and cloud sync — no ads, no feed, and your data is never sold.</w:t>
+        <w:t xml:space="preserve">Your travel memories belong to you. Macaco is a private travel journal and trip diary with photo and video journaling, an adventures map and cloud sync — no ads, no feed, and your data is never sold.</w:t>
       </w:r>
     </w:p>
     <w:p>
@@ -197,6 +213,30 @@
         <w:spacing w:after="40"/>
       </w:pPr>
       <w:r>
+        <w:t xml:space="preserve">🎬 NEW: BRING YOUR MEMORIES TO LIFE WITH VIDEO</w:t>
+      </w:r>
+    </w:p>
+    <w:p>
+      <w:pPr>
+        <w:spacing w:after="40"/>
+      </w:pPr>
+      <w:r>
+        <w:t xml:space="preserve">Some moments need more than a photo. Add up to 3 video clips of 15 seconds to every entry — the street musician, the waves, the toast at dinner. Trim them right in the app, and they back up to your Google Drive just like your photos.</w:t>
+      </w:r>
+    </w:p>
+    <w:p>
+      <w:pPr>
+        <w:spacing w:after="40"/>
+      </w:pPr>
+      <w:r>
+        <w:t xml:space="preserve"> </w:t>
+      </w:r>
+    </w:p>
+    <w:p>
+      <w:pPr>
+        <w:spacing w:after="40"/>
+      </w:pPr>
+      <w:r>
         <w:t xml:space="preserve">✍️ CAPTURE EVERY TRIP</w:t>
       </w:r>
     </w:p>
@@ -205,7 +245,7 @@
         <w:spacing w:after="40"/>
       </w:pPr>
       <w:r>
-        <w:t xml:space="preserve">Write journal entries the way you remember them: the food, the chaos, the quiet sunset nobody else saw. Add photos, tag your mood, pin the location, and organise everything with tags and trip grouping.</w:t>
+        <w:t xml:space="preserve">Write journal entries the way you remember them: the food, the chaos, the quiet sunset nobody else saw. Add photos, tag your mood, pin the location, and organise everything with tags and trip grouping. Too tired to type? Tap the mic and dictate — speech-to-text turns your voice into your journal.</w:t>
       </w:r>
     </w:p>
     <w:p>
@@ -245,15 +285,15 @@
         <w:spacing w:after="40"/>
       </w:pPr>
       <w:r>
-        <w:t xml:space="preserve">☁️ CLOUD SYNC + GOOGLE DRIVE PHOTO BACKUP</w:t>
-      </w:r>
-    </w:p>
-    <w:p>
-      <w:pPr>
-        <w:spacing w:after="40"/>
-      </w:pPr>
-      <w:r>
-        <w:t xml:space="preserve">Sign in on any device and your journal is waiting. Entries sync securely to the cloud, and your photos back up to a Macaco folder in your own Google Drive — your files, in your account, under your control.</w:t>
+        <w:t xml:space="preserve">☁️ CLOUD SYNC + GOOGLE DRIVE BACKUP</w:t>
+      </w:r>
+    </w:p>
+    <w:p>
+      <w:pPr>
+        <w:spacing w:after="40"/>
+      </w:pPr>
+      <w:r>
+        <w:t xml:space="preserve">Sign in on any device and your journal is waiting. Entries sync securely to the cloud, and your photos and videos back up to a Macaco folder in your own Google Drive — your files, in your account, under your control.</w:t>
       </w:r>
     </w:p>
     <w:p>
@@ -397,7 +437,15 @@
         <w:spacing w:after="40"/>
       </w:pPr>
       <w:r>
-        <w:t xml:space="preserve">☁️ Cloud sync + Google Drive photo backup</w:t>
+        <w:t xml:space="preserve">🎬 Up to 3 videos (15 s) per entry</w:t>
+      </w:r>
+    </w:p>
+    <w:p>
+      <w:pPr>
+        <w:spacing w:after="40"/>
+      </w:pPr>
+      <w:r>
+        <w:t xml:space="preserve">☁️ Cloud sync + Google Drive photo &amp; video backup</w:t>
       </w:r>
     </w:p>
     <w:p>
@@ -500,15 +548,15 @@
           <w:sz w:val="20"/>
           <w:szCs w:val="20"/>
         </w:rPr>
-        <w:t xml:space="preserve">SHORT DESCRIPTION (79/80)</w:t>
-      </w:r>
-    </w:p>
-    <w:p>
-      <w:pPr>
-        <w:spacing w:after="40"/>
-      </w:pPr>
-      <w:r>
-        <w:t xml:space="preserve">Privates Reisetagebuch: Fotos, Karte &amp; Cloud-Sync. Ohne Werbung, ohne Tracking.</w:t>
+        <w:t xml:space="preserve">SHORT DESCRIPTION (72/80)</w:t>
+      </w:r>
+    </w:p>
+    <w:p>
+      <w:pPr>
+        <w:spacing w:after="40"/>
+      </w:pPr>
+      <w:r>
+        <w:t xml:space="preserve">Privates Reisetagebuch: Fotos, Videos, Karte &amp; Cloud-Sync. Ohne Werbung.</w:t>
       </w:r>
     </w:p>
     <w:p>
@@ -523,7 +571,7 @@
           <w:sz w:val="20"/>
           <w:szCs w:val="20"/>
         </w:rPr>
-        <w:t xml:space="preserve">FULL DESCRIPTION (2154/4000)</w:t>
+        <w:t xml:space="preserve">FULL DESCRIPTION (2672/4000)</w:t>
       </w:r>
     </w:p>
     <w:p>
@@ -547,7 +595,7 @@
         <w:spacing w:after="40"/>
       </w:pPr>
       <w:r>
-        <w:t xml:space="preserve">Deine Reiseerinnerungen gehören dir. Macaco ist das private Reisetagebuch mit Foto-Journal, Abenteuerkarte und Cloud-Sync — ohne Werbung, ohne Feed, und deine Daten werden niemals verkauft.</w:t>
+        <w:t xml:space="preserve">Deine Reiseerinnerungen gehören dir. Macaco ist das private Reisetagebuch mit Foto- und Video-Journal, Abenteuerkarte und Cloud-Sync — ohne Werbung, ohne Feed, und deine Daten werden niemals verkauft.</w:t>
       </w:r>
     </w:p>
     <w:p>
@@ -579,6 +627,30 @@
         <w:spacing w:after="40"/>
       </w:pPr>
       <w:r>
+        <w:t xml:space="preserve">🎬 NEU: ERWECKE DEINE ERINNERUNGEN MIT VIDEO ZUM LEBEN</w:t>
+      </w:r>
+    </w:p>
+    <w:p>
+      <w:pPr>
+        <w:spacing w:after="40"/>
+      </w:pPr>
+      <w:r>
+        <w:t xml:space="preserve">Manche Momente brauchen mehr als ein Foto. Füge jedem Eintrag bis zu 3 Videoclips à 15 Sekunden hinzu — der Straßenmusiker, die Wellen, der Toast beim Abendessen. Schneide sie direkt in der App zu, und sie werden wie deine Fotos in deinem Google Drive gesichert.</w:t>
+      </w:r>
+    </w:p>
+    <w:p>
+      <w:pPr>
+        <w:spacing w:after="40"/>
+      </w:pPr>
+      <w:r>
+        <w:t xml:space="preserve"> </w:t>
+      </w:r>
+    </w:p>
+    <w:p>
+      <w:pPr>
+        <w:spacing w:after="40"/>
+      </w:pPr>
+      <w:r>
         <w:t xml:space="preserve">✍️ HALTE JEDE REISE FEST</w:t>
       </w:r>
     </w:p>
@@ -587,7 +659,7 @@
         <w:spacing w:after="40"/>
       </w:pPr>
       <w:r>
-        <w:t xml:space="preserve">Schreibe Einträge so, wie du dich erinnerst: das Essen, das Chaos, der stille Sonnenuntergang, den sonst niemand gesehen hat. Füge Fotos hinzu, markiere deine Stimmung, pinne den Ort und organisiere alles mit Tags und Reisegruppen.</w:t>
+        <w:t xml:space="preserve">Schreibe Einträge so, wie du dich erinnerst: das Essen, das Chaos, der stille Sonnenuntergang, den sonst niemand gesehen hat. Füge Fotos hinzu, markiere deine Stimmung, pinne den Ort und organisiere alles mit Tags und Reisegruppen. Zu müde zum Tippen? Tippe aufs Mikrofon und diktiere einfach — die Spracheingabe macht aus deiner Stimme deinen Tagebucheintrag.</w:t>
       </w:r>
     </w:p>
     <w:p>
@@ -627,15 +699,15 @@
         <w:spacing w:after="40"/>
       </w:pPr>
       <w:r>
-        <w:t xml:space="preserve">☁️ CLOUD-SYNC + GOOGLE-DRIVE-FOTOBACKUP</w:t>
-      </w:r>
-    </w:p>
-    <w:p>
-      <w:pPr>
-        <w:spacing w:after="40"/>
-      </w:pPr>
-      <w:r>
-        <w:t xml:space="preserve">Melde dich auf jedem Gerät an — dein Tagebuch wartet schon. Einträge werden sicher in der Cloud synchronisiert, und deine Fotos landen als Backup in einem Macaco-Ordner in deinem eigenen Google Drive: deine Dateien, dein Konto, deine Kontrolle.</w:t>
+        <w:t xml:space="preserve">☁️ CLOUD-SYNC + GOOGLE-DRIVE-BACKUP</w:t>
+      </w:r>
+    </w:p>
+    <w:p>
+      <w:pPr>
+        <w:spacing w:after="40"/>
+      </w:pPr>
+      <w:r>
+        <w:t xml:space="preserve">Melde dich auf jedem Gerät an — dein Tagebuch wartet schon. Einträge werden sicher in der Cloud synchronisiert, und deine Fotos und Videos landen als Backup in einem Macaco-Ordner in deinem eigenen Google Drive: deine Dateien, dein Konto, deine Kontrolle.</w:t>
       </w:r>
     </w:p>
     <w:p>
@@ -779,7 +851,15 @@
         <w:spacing w:after="40"/>
       </w:pPr>
       <w:r>
-        <w:t xml:space="preserve">☁️ Cloud-Sync + Google-Drive-Fotobackup</w:t>
+        <w:t xml:space="preserve">🎬 Bis zu 3 Videos (15 Sek.) pro Eintrag</w:t>
+      </w:r>
+    </w:p>
+    <w:p>
+      <w:pPr>
+        <w:spacing w:after="40"/>
+      </w:pPr>
+      <w:r>
+        <w:t xml:space="preserve">☁️ Cloud-Sync + Foto- &amp; Video-Backup in Google Drive</w:t>
       </w:r>
     </w:p>
     <w:p>
@@ -882,15 +962,15 @@
           <w:sz w:val="20"/>
           <w:szCs w:val="20"/>
         </w:rPr>
-        <w:t xml:space="preserve">SHORT DESCRIPTION (79/80)</w:t>
-      </w:r>
-    </w:p>
-    <w:p>
-      <w:pPr>
-        <w:spacing w:after="40"/>
-      </w:pPr>
-      <w:r>
-        <w:t xml:space="preserve">Diario de viaje privado: fotos, mapa y sincronización. Sin anuncios ni rastreo.</w:t>
+        <w:t xml:space="preserve">SHORT DESCRIPTION (77/80)</w:t>
+      </w:r>
+    </w:p>
+    <w:p>
+      <w:pPr>
+        <w:spacing w:after="40"/>
+      </w:pPr>
+      <w:r>
+        <w:t xml:space="preserve">Diario de viaje privado: fotos, vídeos, mapa y nube. Sin anuncios ni rastreo.</w:t>
       </w:r>
     </w:p>
     <w:p>
@@ -905,7 +985,7 @@
           <w:sz w:val="20"/>
           <w:szCs w:val="20"/>
         </w:rPr>
-        <w:t xml:space="preserve">FULL DESCRIPTION (2066/4000)</w:t>
+        <w:t xml:space="preserve">FULL DESCRIPTION (2524/4000)</w:t>
       </w:r>
     </w:p>
     <w:p>
@@ -929,7 +1009,7 @@
         <w:spacing w:after="40"/>
       </w:pPr>
       <w:r>
-        <w:t xml:space="preserve">Tus recuerdos de viaje te pertenecen. Macaco es el diario de viaje privado con fotos, mapa de aventuras y sincronización en la nube — sin anuncios, sin feed, y tus datos nunca se venden.</w:t>
+        <w:t xml:space="preserve">Tus recuerdos de viaje te pertenecen. Macaco es el diario de viaje privado con fotos, vídeos, mapa de aventuras y sincronización en la nube — sin anuncios, sin feed, y tus datos nunca se venden.</w:t>
       </w:r>
     </w:p>
     <w:p>
@@ -961,6 +1041,30 @@
         <w:spacing w:after="40"/>
       </w:pPr>
       <w:r>
+        <w:t xml:space="preserve">🎬 NUEVO: DA VIDA A TUS RECUERDOS CON VÍDEO</w:t>
+      </w:r>
+    </w:p>
+    <w:p>
+      <w:pPr>
+        <w:spacing w:after="40"/>
+      </w:pPr>
+      <w:r>
+        <w:t xml:space="preserve">Algunos momentos necesitan más que una foto. Añade hasta 3 clips de vídeo de 15 segundos a cada entrada — el músico callejero, las olas, el brindis de la cena. Recórtalos directamente en la app y se respaldan en tu Google Drive igual que tus fotos.</w:t>
+      </w:r>
+    </w:p>
+    <w:p>
+      <w:pPr>
+        <w:spacing w:after="40"/>
+      </w:pPr>
+      <w:r>
+        <w:t xml:space="preserve"> </w:t>
+      </w:r>
+    </w:p>
+    <w:p>
+      <w:pPr>
+        <w:spacing w:after="40"/>
+      </w:pPr>
+      <w:r>
         <w:t xml:space="preserve">✍️ CAPTURA CADA VIAJE</w:t>
       </w:r>
     </w:p>
@@ -969,7 +1073,7 @@
         <w:spacing w:after="40"/>
       </w:pPr>
       <w:r>
-        <w:t xml:space="preserve">Escribe tus entradas tal como las viviste: la comida, el caos, ese atardecer tranquilo que nadie más vio. Añade fotos, etiqueta tu estado de ánimo, fija la ubicación y organízalo todo con etiquetas y agrupación de viajes.</w:t>
+        <w:t xml:space="preserve">Escribe tus entradas tal como las viviste: la comida, el caos, ese atardecer tranquilo que nadie más vio. Añade fotos, etiqueta tu estado de ánimo, fija la ubicación y organízalo todo con etiquetas y agrupación de viajes. ¿Demasiado cansado para escribir? Toca el micrófono y dicta — el dictado por voz convierte tu voz en tu diario.</w:t>
       </w:r>
     </w:p>
     <w:p>
@@ -1009,15 +1113,15 @@
         <w:spacing w:after="40"/>
       </w:pPr>
       <w:r>
-        <w:t xml:space="preserve">☁️ SINCRONIZACIÓN + COPIA DE FOTOS EN GOOGLE DRIVE</w:t>
-      </w:r>
-    </w:p>
-    <w:p>
-      <w:pPr>
-        <w:spacing w:after="40"/>
-      </w:pPr>
-      <w:r>
-        <w:t xml:space="preserve">Inicia sesión en cualquier dispositivo y tu diario te estará esperando. Las entradas se sincronizan de forma segura en la nube, y tus fotos se respaldan en una carpeta Macaco de tu propio Google Drive: tus archivos, tu cuenta, tu control.</w:t>
+        <w:t xml:space="preserve">☁️ SINCRONIZACIÓN + COPIA EN GOOGLE DRIVE</w:t>
+      </w:r>
+    </w:p>
+    <w:p>
+      <w:pPr>
+        <w:spacing w:after="40"/>
+      </w:pPr>
+      <w:r>
+        <w:t xml:space="preserve">Inicia sesión en cualquier dispositivo y tu diario te estará esperando. Las entradas se sincronizan de forma segura en la nube, y tus fotos y vídeos se respaldan en una carpeta Macaco de tu propio Google Drive: tus archivos, tu cuenta, tu control.</w:t>
       </w:r>
     </w:p>
     <w:p>
@@ -1161,7 +1265,15 @@
         <w:spacing w:after="40"/>
       </w:pPr>
       <w:r>
-        <w:t xml:space="preserve">☁️ Sincronización + copia de fotos en Google Drive</w:t>
+        <w:t xml:space="preserve">🎬 Hasta 3 vídeos (15 s) por entrada</w:t>
+      </w:r>
+    </w:p>
+    <w:p>
+      <w:pPr>
+        <w:spacing w:after="40"/>
+      </w:pPr>
+      <w:r>
+        <w:t xml:space="preserve">☁️ Sincronización + copia de fotos y vídeos en Google Drive</w:t>
       </w:r>
     </w:p>
     <w:p>
@@ -1264,15 +1376,15 @@
           <w:sz w:val="20"/>
           <w:szCs w:val="20"/>
         </w:rPr>
-        <w:t xml:space="preserve">SHORT DESCRIPTION (79/80)</w:t>
-      </w:r>
-    </w:p>
-    <w:p>
-      <w:pPr>
-        <w:spacing w:after="40"/>
-      </w:pPr>
-      <w:r>
-        <w:t xml:space="preserve">Journal de voyage privé : photos, carte, synchro cloud. Zéro pub, zéro pistage.</w:t>
+        <w:t xml:space="preserve">SHORT DESCRIPTION (73/80)</w:t>
+      </w:r>
+    </w:p>
+    <w:p>
+      <w:pPr>
+        <w:spacing w:after="40"/>
+      </w:pPr>
+      <w:r>
+        <w:t xml:space="preserve">Journal de voyage privé : photos, vidéos, carte, synchro cloud. Zéro pub.</w:t>
       </w:r>
     </w:p>
     <w:p>
@@ -1287,7 +1399,7 @@
           <w:sz w:val="20"/>
           <w:szCs w:val="20"/>
         </w:rPr>
-        <w:t xml:space="preserve">FULL DESCRIPTION (2365/4000)</w:t>
+        <w:t xml:space="preserve">FULL DESCRIPTION (2846/4000)</w:t>
       </w:r>
     </w:p>
     <w:p>
@@ -1311,7 +1423,7 @@
         <w:spacing w:after="40"/>
       </w:pPr>
       <w:r>
-        <w:t xml:space="preserve">Vos souvenirs de voyage vous appartiennent. Macaco est le journal de voyage privé avec photos, carte des aventures et synchronisation cloud — sans publicité, sans fil d'actualité, et vos données ne sont jamais vendues.</w:t>
+        <w:t xml:space="preserve">Vos souvenirs de voyage vous appartiennent. Macaco est le journal de voyage privé avec photos, vidéos, carte des aventures et synchronisation cloud — sans publicité, sans fil d'actualité, et vos données ne sont jamais vendues.</w:t>
       </w:r>
     </w:p>
     <w:p>
@@ -1343,6 +1455,30 @@
         <w:spacing w:after="40"/>
       </w:pPr>
       <w:r>
+        <w:t xml:space="preserve">🎬 NOUVEAU : DONNEZ VIE À VOS SOUVENIRS EN VIDÉO</w:t>
+      </w:r>
+    </w:p>
+    <w:p>
+      <w:pPr>
+        <w:spacing w:after="40"/>
+      </w:pPr>
+      <w:r>
+        <w:t xml:space="preserve">Certains moments méritent plus qu'une photo. Ajoutez jusqu'à 3 clips vidéo de 15 secondes à chaque entrée — le musicien de rue, les vagues, le toast du dîner. Coupez-les directement dans l'application, et ils sont sauvegardés sur votre Google Drive comme vos photos.</w:t>
+      </w:r>
+    </w:p>
+    <w:p>
+      <w:pPr>
+        <w:spacing w:after="40"/>
+      </w:pPr>
+      <w:r>
+        <w:t xml:space="preserve"> </w:t>
+      </w:r>
+    </w:p>
+    <w:p>
+      <w:pPr>
+        <w:spacing w:after="40"/>
+      </w:pPr>
+      <w:r>
         <w:t xml:space="preserve">✍️ CAPTUREZ CHAQUE VOYAGE</w:t>
       </w:r>
     </w:p>
@@ -1351,7 +1487,7 @@
         <w:spacing w:after="40"/>
       </w:pPr>
       <w:r>
-        <w:t xml:space="preserve">Écrivez vos entrées comme vous les avez vécues : la cuisine, le chaos, ce coucher de soleil tranquille que personne d'autre n'a vu. Ajoutez des photos, indiquez votre humeur, épinglez le lieu et organisez tout avec des tags et des regroupements de voyages.</w:t>
+        <w:t xml:space="preserve">Écrivez vos entrées comme vous les avez vécues : la cuisine, le chaos, ce coucher de soleil tranquille que personne d'autre n'a vu. Ajoutez des photos, indiquez votre humeur, épinglez le lieu et organisez tout avec des tags et des regroupements de voyages. Trop fatigué pour écrire ? Touchez le micro et dictez — la saisie vocale transforme votre voix en journal.</w:t>
       </w:r>
     </w:p>
     <w:p>
@@ -1391,15 +1527,15 @@
         <w:spacing w:after="40"/>
       </w:pPr>
       <w:r>
-        <w:t xml:space="preserve">☁️ SYNCHRO CLOUD + SAUVEGARDE PHOTOS SUR GOOGLE DRIVE</w:t>
-      </w:r>
-    </w:p>
-    <w:p>
-      <w:pPr>
-        <w:spacing w:after="40"/>
-      </w:pPr>
-      <w:r>
-        <w:t xml:space="preserve">Connectez-vous sur n'importe quel appareil : votre journal vous attend. Vos entrées se synchronisent en toute sécurité dans le cloud, et vos photos sont sauvegardées dans un dossier Macaco de votre propre Google Drive — vos fichiers, votre compte, votre contrôle.</w:t>
+        <w:t xml:space="preserve">☁️ SYNCHRO CLOUD + SAUVEGARDE SUR GOOGLE DRIVE</w:t>
+      </w:r>
+    </w:p>
+    <w:p>
+      <w:pPr>
+        <w:spacing w:after="40"/>
+      </w:pPr>
+      <w:r>
+        <w:t xml:space="preserve">Connectez-vous sur n'importe quel appareil : votre journal vous attend. Vos entrées se synchronisent en toute sécurité dans le cloud, et vos photos et vidéos sont sauvegardées dans un dossier Macaco de votre propre Google Drive — vos fichiers, votre compte, votre contrôle.</w:t>
       </w:r>
     </w:p>
     <w:p>
@@ -1543,7 +1679,15 @@
         <w:spacing w:after="40"/>
       </w:pPr>
       <w:r>
-        <w:t xml:space="preserve">☁️ Synchro cloud + sauvegarde photos sur Google Drive</w:t>
+        <w:t xml:space="preserve">🎬 Jusqu'à 3 vidéos (15 s) par entrée</w:t>
+      </w:r>
+    </w:p>
+    <w:p>
+      <w:pPr>
+        <w:spacing w:after="40"/>
+      </w:pPr>
+      <w:r>
+        <w:t xml:space="preserve">☁️ Synchro cloud + sauvegarde photos et vidéos sur Google Drive</w:t>
       </w:r>
     </w:p>
     <w:p>
@@ -1646,15 +1790,15 @@
           <w:sz w:val="20"/>
           <w:szCs w:val="20"/>
         </w:rPr>
-        <w:t xml:space="preserve">SHORT DESCRIPTION (80/80)</w:t>
-      </w:r>
-    </w:p>
-    <w:p>
-      <w:pPr>
-        <w:spacing w:after="40"/>
-      </w:pPr>
-      <w:r>
-        <w:t xml:space="preserve">Diario di viaggio privato: foto, mappa e sync cloud. Zero pubblicità, zero feed.</w:t>
+        <w:t xml:space="preserve">SHORT DESCRIPTION (71/80)</w:t>
+      </w:r>
+    </w:p>
+    <w:p>
+      <w:pPr>
+        <w:spacing w:after="40"/>
+      </w:pPr>
+      <w:r>
+        <w:t xml:space="preserve">Diario di viaggio privato: foto, video, mappa e cloud. Zero pubblicità.</w:t>
       </w:r>
     </w:p>
     <w:p>
@@ -1669,7 +1813,7 @@
           <w:sz w:val="20"/>
           <w:szCs w:val="20"/>
         </w:rPr>
-        <w:t xml:space="preserve">FULL DESCRIPTION (2138/4000)</w:t>
+        <w:t xml:space="preserve">FULL DESCRIPTION (2605/4000)</w:t>
       </w:r>
     </w:p>
     <w:p>
@@ -1693,7 +1837,7 @@
         <w:spacing w:after="40"/>
       </w:pPr>
       <w:r>
-        <w:t xml:space="preserve">I tuoi ricordi di viaggio appartengono a te. Macaco è il diario di viaggio privato con foto, mappa delle avventure e sincronizzazione cloud — senza pubblicità, senza feed, e i tuoi dati non vengono mai venduti.</w:t>
+        <w:t xml:space="preserve">I tuoi ricordi di viaggio appartengono a te. Macaco è il diario di viaggio privato con foto, video, mappa delle avventure e sincronizzazione cloud — senza pubblicità, senza feed, e i tuoi dati non vengono mai venduti.</w:t>
       </w:r>
     </w:p>
     <w:p>
@@ -1725,6 +1869,30 @@
         <w:spacing w:after="40"/>
       </w:pPr>
       <w:r>
+        <w:t xml:space="preserve">🎬 NOVITÀ: DAI VITA AI TUOI RICORDI CON I VIDEO</w:t>
+      </w:r>
+    </w:p>
+    <w:p>
+      <w:pPr>
+        <w:spacing w:after="40"/>
+      </w:pPr>
+      <w:r>
+        <w:t xml:space="preserve">Alcuni momenti hanno bisogno di più di una foto. Aggiungi fino a 3 clip video da 15 secondi a ogni voce — il musicista di strada, le onde, il brindisi a cena. Tagliali direttamente nell'app e vengono salvati sul tuo Google Drive come le foto.</w:t>
+      </w:r>
+    </w:p>
+    <w:p>
+      <w:pPr>
+        <w:spacing w:after="40"/>
+      </w:pPr>
+      <w:r>
+        <w:t xml:space="preserve"> </w:t>
+      </w:r>
+    </w:p>
+    <w:p>
+      <w:pPr>
+        <w:spacing w:after="40"/>
+      </w:pPr>
+      <w:r>
         <w:t xml:space="preserve">✍️ CATTURA OGNI VIAGGIO</w:t>
       </w:r>
     </w:p>
@@ -1733,7 +1901,7 @@
         <w:spacing w:after="40"/>
       </w:pPr>
       <w:r>
-        <w:t xml:space="preserve">Scrivi le tue voci come le hai vissute: il cibo, il caos, quel tramonto tranquillo che nessun altro ha visto. Aggiungi foto, segna il tuo umore, fissa la posizione e organizza tutto con tag e raggruppamento dei viaggi.</w:t>
+        <w:t xml:space="preserve">Scrivi le tue voci come le hai vissute: il cibo, il caos, quel tramonto tranquillo che nessun altro ha visto. Aggiungi foto, segna il tuo umore, fissa la posizione e organizza tutto con tag e raggruppamento dei viaggi. Troppo stanco per scrivere? Tocca il microfono e detta — la dettatura vocale trasforma la tua voce nel tuo diario.</w:t>
       </w:r>
     </w:p>
     <w:p>
@@ -1773,15 +1941,15 @@
         <w:spacing w:after="40"/>
       </w:pPr>
       <w:r>
-        <w:t xml:space="preserve">☁️ SYNC CLOUD + BACKUP FOTO SU GOOGLE DRIVE</w:t>
-      </w:r>
-    </w:p>
-    <w:p>
-      <w:pPr>
-        <w:spacing w:after="40"/>
-      </w:pPr>
-      <w:r>
-        <w:t xml:space="preserve">Accedi da qualsiasi dispositivo e il tuo diario ti aspetta. Le voci si sincronizzano in sicurezza nel cloud, e le tue foto vengono salvate in una cartella Macaco nel tuo Google Drive: i tuoi file, il tuo account, il tuo controllo.</w:t>
+        <w:t xml:space="preserve">☁️ SYNC CLOUD + BACKUP SU GOOGLE DRIVE</w:t>
+      </w:r>
+    </w:p>
+    <w:p>
+      <w:pPr>
+        <w:spacing w:after="40"/>
+      </w:pPr>
+      <w:r>
+        <w:t xml:space="preserve">Accedi da qualsiasi dispositivo e il tuo diario ti aspetta. Le voci si sincronizzano in sicurezza nel cloud, e le tue foto e i tuoi video vengono salvati in una cartella Macaco nel tuo Google Drive: i tuoi file, il tuo account, il tuo controllo.</w:t>
       </w:r>
     </w:p>
     <w:p>
@@ -1925,7 +2093,15 @@
         <w:spacing w:after="40"/>
       </w:pPr>
       <w:r>
-        <w:t xml:space="preserve">☁️ Sync cloud + backup foto su Google Drive</w:t>
+        <w:t xml:space="preserve">🎬 Fino a 3 video (15 s) per voce</w:t>
+      </w:r>
+    </w:p>
+    <w:p>
+      <w:pPr>
+        <w:spacing w:after="40"/>
+      </w:pPr>
+      <w:r>
+        <w:t xml:space="preserve">☁️ Sync cloud + backup di foto e video su Google Drive</w:t>
       </w:r>
     </w:p>
     <w:p>
@@ -2028,15 +2204,15 @@
           <w:sz w:val="20"/>
           <w:szCs w:val="20"/>
         </w:rPr>
-        <w:t xml:space="preserve">SHORT DESCRIPTION (35/80)</w:t>
-      </w:r>
-    </w:p>
-    <w:p>
-      <w:pPr>
-        <w:spacing w:after="40"/>
-      </w:pPr>
-      <w:r>
-        <w:t xml:space="preserve">プライベートな旅行日記：写真・地図・クラウド同期。広告なし、追跡なし。</w:t>
+        <w:t xml:space="preserve">SHORT DESCRIPTION (33/80)</w:t>
+      </w:r>
+    </w:p>
+    <w:p>
+      <w:pPr>
+        <w:spacing w:after="40"/>
+      </w:pPr>
+      <w:r>
+        <w:t xml:space="preserve">プライベートな旅行日記：写真・動画・地図・クラウド同期。広告なし。</w:t>
       </w:r>
     </w:p>
     <w:p>
@@ -2051,7 +2227,7 @@
           <w:sz w:val="20"/>
           <w:szCs w:val="20"/>
         </w:rPr>
-        <w:t xml:space="preserve">FULL DESCRIPTION (1021/4000)</w:t>
+        <w:t xml:space="preserve">FULL DESCRIPTION (1256/4000)</w:t>
       </w:r>
     </w:p>
     <w:p>
@@ -2075,7 +2251,7 @@
         <w:spacing w:after="40"/>
       </w:pPr>
       <w:r>
-        <w:t xml:space="preserve">旅の思い出はあなたのもの。Macaco は、写真・冒険マップ・クラウド同期を備えたプライベートな旅行日記アプリです。広告なし、フィードなし、あなたのデータが売られることは決してありません。</w:t>
+        <w:t xml:space="preserve">旅の思い出はあなたのもの。Macaco は、写真・動画・冒険マップ・クラウド同期を備えたプライベートな旅行日記アプリです。広告なし、フィードなし、あなたのデータが売られることは決してありません。</w:t>
       </w:r>
     </w:p>
     <w:p>
@@ -2107,6 +2283,30 @@
         <w:spacing w:after="40"/>
       </w:pPr>
       <w:r>
+        <w:t xml:space="preserve">🎬 新機能：動画で思い出をもっと鮮やかに</w:t>
+      </w:r>
+    </w:p>
+    <w:p>
+      <w:pPr>
+        <w:spacing w:after="40"/>
+      </w:pPr>
+      <w:r>
+        <w:t xml:space="preserve">写真だけでは足りない瞬間があります。各エントリに 15 秒の動画クリップを最大 3 本追加できます。ストリートミュージシャン、打ち寄せる波、夕食の乾杯。アプリ内でそのままトリミングでき、写真と同じように Google ドライブにバックアップされます。</w:t>
+      </w:r>
+    </w:p>
+    <w:p>
+      <w:pPr>
+        <w:spacing w:after="40"/>
+      </w:pPr>
+      <w:r>
+        <w:t xml:space="preserve"> </w:t>
+      </w:r>
+    </w:p>
+    <w:p>
+      <w:pPr>
+        <w:spacing w:after="40"/>
+      </w:pPr>
+      <w:r>
         <w:t xml:space="preserve">✍️ すべての旅を記録</w:t>
       </w:r>
     </w:p>
@@ -2115,7 +2315,7 @@
         <w:spacing w:after="40"/>
       </w:pPr>
       <w:r>
-        <w:t xml:space="preserve">感じたままに日記を書きましょう。あの料理、あの騒がしさ、誰も見ていなかった静かな夕日。写真を追加し、気分をタグ付けし、場所をピンで記録。タグと旅行グループで自由に整理できます。</w:t>
+        <w:t xml:space="preserve">感じたままに日記を書きましょう。あの料理、あの騒がしさ、誰も見ていなかった静かな夕日。写真を追加し、気分をタグ付けし、場所をピンで記録。タグと旅行グループで自由に整理できます。疲れて文字を打つ気になれない日は、マイクをタップして話すだけ。音声入力があなたの声をそのまま日記にします。</w:t>
       </w:r>
     </w:p>
     <w:p>
@@ -2155,15 +2355,15 @@
         <w:spacing w:after="40"/>
       </w:pPr>
       <w:r>
-        <w:t xml:space="preserve">☁️ クラウド同期 + Google ドライブへの写真バックアップ</w:t>
-      </w:r>
-    </w:p>
-    <w:p>
-      <w:pPr>
-        <w:spacing w:after="40"/>
-      </w:pPr>
-      <w:r>
-        <w:t xml:space="preserve">どのデバイスでサインインしても、日記はそこにあります。エントリはクラウドに安全に同期され、写真はあなた自身の Google ドライブ内の Macaco フォルダにバックアップ。あなたのファイルは、あなたのアカウントで、あなたの管理下に。</w:t>
+        <w:t xml:space="preserve">☁️ クラウド同期 + Google ドライブへのバックアップ</w:t>
+      </w:r>
+    </w:p>
+    <w:p>
+      <w:pPr>
+        <w:spacing w:after="40"/>
+      </w:pPr>
+      <w:r>
+        <w:t xml:space="preserve">どのデバイスでサインインしても、日記はそこにあります。エントリはクラウドに安全に同期され、写真と動画はあなた自身の Google ドライブ内の Macaco フォルダにバックアップ。あなたのファイルは、あなたのアカウントで、あなたの管理下に。</w:t>
       </w:r>
     </w:p>
     <w:p>
@@ -2307,7 +2507,15 @@
         <w:spacing w:after="40"/>
       </w:pPr>
       <w:r>
-        <w:t xml:space="preserve">☁️ クラウド同期 + Google ドライブ写真バックアップ</w:t>
+        <w:t xml:space="preserve">🎬 エントリごとに最大 3 本の動画（15 秒）</w:t>
+      </w:r>
+    </w:p>
+    <w:p>
+      <w:pPr>
+        <w:spacing w:after="40"/>
+      </w:pPr>
+      <w:r>
+        <w:t xml:space="preserve">☁️ クラウド同期 + Google ドライブへの写真・動画バックアップ</w:t>
       </w:r>
     </w:p>
     <w:p>
@@ -2410,15 +2618,15 @@
           <w:sz w:val="20"/>
           <w:szCs w:val="20"/>
         </w:rPr>
-        <w:t xml:space="preserve">SHORT DESCRIPTION (80/80)</w:t>
-      </w:r>
-    </w:p>
-    <w:p>
-      <w:pPr>
-        <w:spacing w:after="40"/>
-      </w:pPr>
-      <w:r>
-        <w:t xml:space="preserve">Privé reisdagboek: foto's, kaart &amp; cloud-sync. Geen advertenties, geen tracking.</w:t>
+        <w:t xml:space="preserve">SHORT DESCRIPTION (74/80)</w:t>
+      </w:r>
+    </w:p>
+    <w:p>
+      <w:pPr>
+        <w:spacing w:after="40"/>
+      </w:pPr>
+      <w:r>
+        <w:t xml:space="preserve">Privé reisdagboek: foto's, video's, kaart &amp; cloud-sync. Geen advertenties.</w:t>
       </w:r>
     </w:p>
     <w:p>
@@ -2433,7 +2641,7 @@
           <w:sz w:val="20"/>
           <w:szCs w:val="20"/>
         </w:rPr>
-        <w:t xml:space="preserve">FULL DESCRIPTION (2077/4000)</w:t>
+        <w:t xml:space="preserve">FULL DESCRIPTION (2543/4000)</w:t>
       </w:r>
     </w:p>
     <w:p>
@@ -2457,7 +2665,7 @@
         <w:spacing w:after="40"/>
       </w:pPr>
       <w:r>
-        <w:t xml:space="preserve">Jouw reisherinneringen zijn van jou. Macaco is het privé reisdagboek met foto's, avonturenkaart en cloud-synchronisatie — zonder advertenties, zonder feed, en je gegevens worden nooit verkocht.</w:t>
+        <w:t xml:space="preserve">Jouw reisherinneringen zijn van jou. Macaco is het privé reisdagboek met foto's, video's, avonturenkaart en cloud-synchronisatie — zonder advertenties, zonder feed, en je gegevens worden nooit verkocht.</w:t>
       </w:r>
     </w:p>
     <w:p>
@@ -2489,6 +2697,30 @@
         <w:spacing w:after="40"/>
       </w:pPr>
       <w:r>
+        <w:t xml:space="preserve">🎬 NIEUW: BRENG JE HERINNERINGEN TOT LEVEN MET VIDEO</w:t>
+      </w:r>
+    </w:p>
+    <w:p>
+      <w:pPr>
+        <w:spacing w:after="40"/>
+      </w:pPr>
+      <w:r>
+        <w:t xml:space="preserve">Sommige momenten hebben meer nodig dan een foto. Voeg tot 3 videoclips van 15 seconden toe aan elk item — de straatmuzikant, de golven, de toost bij het diner. Knip ze direct in de app bij, en ze worden net als je foto's geback-upt naar je Google Drive.</w:t>
+      </w:r>
+    </w:p>
+    <w:p>
+      <w:pPr>
+        <w:spacing w:after="40"/>
+      </w:pPr>
+      <w:r>
+        <w:t xml:space="preserve"> </w:t>
+      </w:r>
+    </w:p>
+    <w:p>
+      <w:pPr>
+        <w:spacing w:after="40"/>
+      </w:pPr>
+      <w:r>
         <w:t xml:space="preserve">✍️ LEG ELKE REIS VAST</w:t>
       </w:r>
     </w:p>
@@ -2497,7 +2729,7 @@
         <w:spacing w:after="40"/>
       </w:pPr>
       <w:r>
-        <w:t xml:space="preserve">Schrijf je dagboek zoals jij het je herinnert: het eten, de chaos, die stille zonsondergang die niemand anders zag. Voeg foto's toe, tag je stemming, pin de locatie en organiseer alles met tags en reisgroepen.</w:t>
+        <w:t xml:space="preserve">Schrijf je dagboek zoals jij het je herinnert: het eten, de chaos, die stille zonsondergang die niemand anders zag. Voeg foto's toe, tag je stemming, pin de locatie en organiseer alles met tags en reisgroepen. Te moe om te typen? Tik op de microfoon en dicteer — spraak-naar-tekst maakt van je stem je dagboek.</w:t>
       </w:r>
     </w:p>
     <w:p>
@@ -2537,15 +2769,15 @@
         <w:spacing w:after="40"/>
       </w:pPr>
       <w:r>
-        <w:t xml:space="preserve">☁️ CLOUD-SYNC + FOTOBACK-UP NAAR GOOGLE DRIVE</w:t>
-      </w:r>
-    </w:p>
-    <w:p>
-      <w:pPr>
-        <w:spacing w:after="40"/>
-      </w:pPr>
-      <w:r>
-        <w:t xml:space="preserve">Log in op elk apparaat en je dagboek staat klaar. Items synchroniseren veilig via de cloud, en je foto's worden geback-upt naar een Macaco-map in je eigen Google Drive: jouw bestanden, jouw account, jouw controle.</w:t>
+        <w:t xml:space="preserve">☁️ CLOUD-SYNC + BACK-UP NAAR GOOGLE DRIVE</w:t>
+      </w:r>
+    </w:p>
+    <w:p>
+      <w:pPr>
+        <w:spacing w:after="40"/>
+      </w:pPr>
+      <w:r>
+        <w:t xml:space="preserve">Log in op elk apparaat en je dagboek staat klaar. Items synchroniseren veilig via de cloud, en je foto's en video's worden geback-upt naar een Macaco-map in je eigen Google Drive: jouw bestanden, jouw account, jouw controle.</w:t>
       </w:r>
     </w:p>
     <w:p>
@@ -2689,7 +2921,15 @@
         <w:spacing w:after="40"/>
       </w:pPr>
       <w:r>
-        <w:t xml:space="preserve">☁️ Cloud-sync + fotoback-up naar Google Drive</w:t>
+        <w:t xml:space="preserve">🎬 Tot 3 video's (15 s) per item</w:t>
+      </w:r>
+    </w:p>
+    <w:p>
+      <w:pPr>
+        <w:spacing w:after="40"/>
+      </w:pPr>
+      <w:r>
+        <w:t xml:space="preserve">☁️ Cloud-sync + foto- en videoback-up naar Google Drive</w:t>
       </w:r>
     </w:p>
     <w:p>
@@ -2792,15 +3032,15 @@
           <w:sz w:val="20"/>
           <w:szCs w:val="20"/>
         </w:rPr>
-        <w:t xml:space="preserve">SHORT DESCRIPTION (73/80)</w:t>
-      </w:r>
-    </w:p>
-    <w:p>
-      <w:pPr>
-        <w:spacing w:after="40"/>
-      </w:pPr>
-      <w:r>
-        <w:t xml:space="preserve">Prywatny dziennik podróży: zdjęcia, mapa, chmura. Bez reklam i śledzenia.</w:t>
+        <w:t xml:space="preserve">SHORT DESCRIPTION (80/80)</w:t>
+      </w:r>
+    </w:p>
+    <w:p>
+      <w:pPr>
+        <w:spacing w:after="40"/>
+      </w:pPr>
+      <w:r>
+        <w:t xml:space="preserve">Prywatny dziennik podróży: zdjęcia, filmy, mapa, chmura. Bez reklam i śledzenia.</w:t>
       </w:r>
     </w:p>
     <w:p>
@@ -2815,7 +3055,7 @@
           <w:sz w:val="20"/>
           <w:szCs w:val="20"/>
         </w:rPr>
-        <w:t xml:space="preserve">FULL DESCRIPTION (2152/4000)</w:t>
+        <w:t xml:space="preserve">FULL DESCRIPTION (2633/4000)</w:t>
       </w:r>
     </w:p>
     <w:p>
@@ -2839,7 +3079,7 @@
         <w:spacing w:after="40"/>
       </w:pPr>
       <w:r>
-        <w:t xml:space="preserve">Twoje wspomnienia z podróży należą do Ciebie. Macaco to prywatny dziennik podróży ze zdjęciami, mapą przygód i synchronizacją w chmurze — bez reklam, bez feedu, a Twoje dane nigdy nie są sprzedawane.</w:t>
+        <w:t xml:space="preserve">Twoje wspomnienia z podróży należą do Ciebie. Macaco to prywatny dziennik podróży ze zdjęciami, filmami, mapą przygód i synchronizacją w chmurze — bez reklam, bez feedu, a Twoje dane nigdy nie są sprzedawane.</w:t>
       </w:r>
     </w:p>
     <w:p>
@@ -2871,6 +3111,30 @@
         <w:spacing w:after="40"/>
       </w:pPr>
       <w:r>
+        <w:t xml:space="preserve">🎬 NOWOŚĆ: OŻYW SWOJE WSPOMNIENIA DZIĘKI WIDEO</w:t>
+      </w:r>
+    </w:p>
+    <w:p>
+      <w:pPr>
+        <w:spacing w:after="40"/>
+      </w:pPr>
+      <w:r>
+        <w:t xml:space="preserve">Niektóre chwile potrzebują czegoś więcej niż zdjęcia. Dodaj do każdego wpisu maksymalnie 3 klipy wideo po 15 sekund — uliczny muzyk, fale, toast przy kolacji. Przytnij je bezpośrednio w aplikacji, a trafią do kopii zapasowej na Twoim Dysku Google, tak jak zdjęcia.</w:t>
+      </w:r>
+    </w:p>
+    <w:p>
+      <w:pPr>
+        <w:spacing w:after="40"/>
+      </w:pPr>
+      <w:r>
+        <w:t xml:space="preserve"> </w:t>
+      </w:r>
+    </w:p>
+    <w:p>
+      <w:pPr>
+        <w:spacing w:after="40"/>
+      </w:pPr>
+      <w:r>
         <w:t xml:space="preserve">✍️ UCHWYĆ KAŻDĄ PODRÓŻ</w:t>
       </w:r>
     </w:p>
@@ -2879,7 +3143,7 @@
         <w:spacing w:after="40"/>
       </w:pPr>
       <w:r>
-        <w:t xml:space="preserve">Pisz wpisy tak, jak je pamiętasz: jedzenie, chaos, ten spokojny zachód słońca, którego nikt inny nie widział. Dodawaj zdjęcia, oznaczaj nastrój, przypinaj lokalizację i porządkuj wszystko tagami oraz grupowaniem podróży.</w:t>
+        <w:t xml:space="preserve">Pisz wpisy tak, jak je pamiętasz: jedzenie, chaos, ten spokojny zachód słońca, którego nikt inny nie widział. Dodawaj zdjęcia, oznaczaj nastrój, przypinaj lokalizację i porządkuj wszystko tagami oraz grupowaniem podróży. Zbyt zmęczony, by pisać? Dotknij mikrofonu i podyktuj — zamiana mowy na tekst przeniesie Twój głos prosto do dziennika.</w:t>
       </w:r>
     </w:p>
     <w:p>
@@ -2919,15 +3183,15 @@
         <w:spacing w:after="40"/>
       </w:pPr>
       <w:r>
-        <w:t xml:space="preserve">☁️ SYNCHRONIZACJA + KOPIA ZDJĘĆ NA GOOGLE DRIVE</w:t>
-      </w:r>
-    </w:p>
-    <w:p>
-      <w:pPr>
-        <w:spacing w:after="40"/>
-      </w:pPr>
-      <w:r>
-        <w:t xml:space="preserve">Zaloguj się na dowolnym urządzeniu, a Twój dziennik już czeka. Wpisy synchronizują się bezpiecznie w chmurze, a zdjęcia trafiają do kopii zapasowej w folderze Macaco na Twoim własnym Dysku Google: Twoje pliki, Twoje konto, Twoja kontrola.</w:t>
+        <w:t xml:space="preserve">☁️ SYNCHRONIZACJA + KOPIA NA GOOGLE DRIVE</w:t>
+      </w:r>
+    </w:p>
+    <w:p>
+      <w:pPr>
+        <w:spacing w:after="40"/>
+      </w:pPr>
+      <w:r>
+        <w:t xml:space="preserve">Zaloguj się na dowolnym urządzeniu, a Twój dziennik już czeka. Wpisy synchronizują się bezpiecznie w chmurze, a zdjęcia i filmy trafiają do kopii zapasowej w folderze Macaco na Twoim własnym Dysku Google: Twoje pliki, Twoje konto, Twoja kontrola.</w:t>
       </w:r>
     </w:p>
     <w:p>
@@ -3071,7 +3335,15 @@
         <w:spacing w:after="40"/>
       </w:pPr>
       <w:r>
-        <w:t xml:space="preserve">☁️ Synchronizacja + kopia zdjęć na Google Drive</w:t>
+        <w:t xml:space="preserve">🎬 Do 3 filmów (15 s) na wpis</w:t>
+      </w:r>
+    </w:p>
+    <w:p>
+      <w:pPr>
+        <w:spacing w:after="40"/>
+      </w:pPr>
+      <w:r>
+        <w:t xml:space="preserve">☁️ Synchronizacja + kopia zdjęć i filmów na Google Drive</w:t>
       </w:r>
     </w:p>
     <w:p>
@@ -3174,15 +3446,15 @@
           <w:sz w:val="20"/>
           <w:szCs w:val="20"/>
         </w:rPr>
-        <w:t xml:space="preserve">SHORT DESCRIPTION (73/80)</w:t>
-      </w:r>
-    </w:p>
-    <w:p>
-      <w:pPr>
-        <w:spacing w:after="40"/>
-      </w:pPr>
-      <w:r>
-        <w:t xml:space="preserve">Diário de viagem privado: fotos, mapa e nuvem. Sem anúncios nem rastreio.</w:t>
+        <w:t xml:space="preserve">SHORT DESCRIPTION (68/80)</w:t>
+      </w:r>
+    </w:p>
+    <w:p>
+      <w:pPr>
+        <w:spacing w:after="40"/>
+      </w:pPr>
+      <w:r>
+        <w:t xml:space="preserve">Diário de viagem privado: fotos, vídeos, mapa e nuvem. Sem anúncios.</w:t>
       </w:r>
     </w:p>
     <w:p>
@@ -3197,7 +3469,7 @@
           <w:sz w:val="20"/>
           <w:szCs w:val="20"/>
         </w:rPr>
-        <w:t xml:space="preserve">FULL DESCRIPTION (2111/4000)</w:t>
+        <w:t xml:space="preserve">FULL DESCRIPTION (2583/4000)</w:t>
       </w:r>
     </w:p>
     <w:p>
@@ -3221,7 +3493,7 @@
         <w:spacing w:after="40"/>
       </w:pPr>
       <w:r>
-        <w:t xml:space="preserve">As suas memórias de viagem pertencem-lhe. O Macaco é o diário de viagem privado com fotos, mapa de aventuras e sincronização na nuvem — sem anúncios, sem feed, e os seus dados nunca são vendidos.</w:t>
+        <w:t xml:space="preserve">As suas memórias de viagem pertencem-lhe. O Macaco é o diário de viagem privado com fotos, vídeos, mapa de aventuras e sincronização na nuvem — sem anúncios, sem feed, e os seus dados nunca são vendidos.</w:t>
       </w:r>
     </w:p>
     <w:p>
@@ -3253,6 +3525,30 @@
         <w:spacing w:after="40"/>
       </w:pPr>
       <w:r>
+        <w:t xml:space="preserve">🎬 NOVO: DÊ VIDA ÀS SUAS MEMÓRIAS COM VÍDEO</w:t>
+      </w:r>
+    </w:p>
+    <w:p>
+      <w:pPr>
+        <w:spacing w:after="40"/>
+      </w:pPr>
+      <w:r>
+        <w:t xml:space="preserve">Alguns momentos precisam de mais do que uma foto. Adicione até 3 clipes de vídeo de 15 segundos a cada entrada — o músico de rua, as ondas, o brinde ao jantar. Corte-os diretamente na aplicação e ficam guardados no seu Google Drive, tal como as fotos.</w:t>
+      </w:r>
+    </w:p>
+    <w:p>
+      <w:pPr>
+        <w:spacing w:after="40"/>
+      </w:pPr>
+      <w:r>
+        <w:t xml:space="preserve"> </w:t>
+      </w:r>
+    </w:p>
+    <w:p>
+      <w:pPr>
+        <w:spacing w:after="40"/>
+      </w:pPr>
+      <w:r>
         <w:t xml:space="preserve">✍️ CAPTE CADA VIAGEM</w:t>
       </w:r>
     </w:p>
@@ -3261,7 +3557,7 @@
         <w:spacing w:after="40"/>
       </w:pPr>
       <w:r>
-        <w:t xml:space="preserve">Escreva as suas entradas tal como as viveu: a comida, o caos, aquele pôr do sol tranquilo que mais ninguém viu. Adicione fotos, marque o seu humor, fixe a localização e organize tudo com etiquetas e agrupamento de viagens.</w:t>
+        <w:t xml:space="preserve">Escreva as suas entradas tal como as viveu: a comida, o caos, aquele pôr do sol tranquilo que mais ninguém viu. Adicione fotos, marque o seu humor, fixe a localização e organize tudo com etiquetas e agrupamento de viagens. Demasiado cansado para escrever? Toque no microfone e dite — a conversão de voz em texto transforma a sua voz no seu diário.</w:t>
       </w:r>
     </w:p>
     <w:p>
@@ -3301,15 +3597,15 @@
         <w:spacing w:after="40"/>
       </w:pPr>
       <w:r>
-        <w:t xml:space="preserve">☁️ SINCRONIZAÇÃO + CÓPIA DE FOTOS NO GOOGLE DRIVE</w:t>
-      </w:r>
-    </w:p>
-    <w:p>
-      <w:pPr>
-        <w:spacing w:after="40"/>
-      </w:pPr>
-      <w:r>
-        <w:t xml:space="preserve">Inicie sessão em qualquer dispositivo e o seu diário está à espera. As entradas sincronizam-se em segurança na nuvem, e as suas fotos ficam guardadas numa pasta Macaco no seu próprio Google Drive: os seus ficheiros, a sua conta, o seu controlo.</w:t>
+        <w:t xml:space="preserve">☁️ SINCRONIZAÇÃO + CÓPIA NO GOOGLE DRIVE</w:t>
+      </w:r>
+    </w:p>
+    <w:p>
+      <w:pPr>
+        <w:spacing w:after="40"/>
+      </w:pPr>
+      <w:r>
+        <w:t xml:space="preserve">Inicie sessão em qualquer dispositivo e o seu diário está à espera. As entradas sincronizam-se em segurança na nuvem, e as suas fotos e vídeos ficam guardados numa pasta Macaco no seu próprio Google Drive: os seus ficheiros, a sua conta, o seu controlo.</w:t>
       </w:r>
     </w:p>
     <w:p>
@@ -3453,7 +3749,15 @@
         <w:spacing w:after="40"/>
       </w:pPr>
       <w:r>
-        <w:t xml:space="preserve">☁️ Sincronização + cópia de fotos no Google Drive</w:t>
+        <w:t xml:space="preserve">🎬 Até 3 vídeos (15 s) por entrada</w:t>
+      </w:r>
+    </w:p>
+    <w:p>
+      <w:pPr>
+        <w:spacing w:after="40"/>
+      </w:pPr>
+      <w:r>
+        <w:t xml:space="preserve">☁️ Sincronização + cópia de fotos e vídeos no Google Drive</w:t>
       </w:r>
     </w:p>
     <w:p>
@@ -3556,15 +3860,15 @@
           <w:sz w:val="20"/>
           <w:szCs w:val="20"/>
         </w:rPr>
-        <w:t xml:space="preserve">SHORT DESCRIPTION (74/80)</w:t>
-      </w:r>
-    </w:p>
-    <w:p>
-      <w:pPr>
-        <w:spacing w:after="40"/>
-      </w:pPr>
-      <w:r>
-        <w:t xml:space="preserve">Privat resedagbok: foton, karta &amp; molnsynk. Inga annonser, ingen spårning.</w:t>
+        <w:t xml:space="preserve">SHORT DESCRIPTION (66/80)</w:t>
+      </w:r>
+    </w:p>
+    <w:p>
+      <w:pPr>
+        <w:spacing w:after="40"/>
+      </w:pPr>
+      <w:r>
+        <w:t xml:space="preserve">Privat resedagbok: foton, videor, karta &amp; molnsynk. Inga annonser.</w:t>
       </w:r>
     </w:p>
     <w:p>
@@ -3579,7 +3883,7 @@
           <w:sz w:val="20"/>
           <w:szCs w:val="20"/>
         </w:rPr>
-        <w:t xml:space="preserve">FULL DESCRIPTION (1917/4000)</w:t>
+        <w:t xml:space="preserve">FULL DESCRIPTION (2382/4000)</w:t>
       </w:r>
     </w:p>
     <w:p>
@@ -3603,7 +3907,7 @@
         <w:spacing w:after="40"/>
       </w:pPr>
       <w:r>
-        <w:t xml:space="preserve">Dina reseminnen tillhör dig. Macaco är den privata resedagboken med foton, äventyrskarta och molnsynkronisering — inga annonser, inget flöde, och din data säljs aldrig.</w:t>
+        <w:t xml:space="preserve">Dina reseminnen tillhör dig. Macaco är den privata resedagboken med foton, videor, äventyrskarta och molnsynkronisering — inga annonser, inget flöde, och din data säljs aldrig.</w:t>
       </w:r>
     </w:p>
     <w:p>
@@ -3635,6 +3939,30 @@
         <w:spacing w:after="40"/>
       </w:pPr>
       <w:r>
+        <w:t xml:space="preserve">🎬 NYTT: VÄCK DINA MINNEN TILL LIV MED VIDEO</w:t>
+      </w:r>
+    </w:p>
+    <w:p>
+      <w:pPr>
+        <w:spacing w:after="40"/>
+      </w:pPr>
+      <w:r>
+        <w:t xml:space="preserve">Vissa ögonblick kräver mer än ett foto. Lägg till upp till 3 videoklipp på 15 sekunder i varje inlägg — gatumusikern, vågorna, skålen vid middagen. Trimma dem direkt i appen, och de säkerhetskopieras till din Google Drive precis som dina foton.</w:t>
+      </w:r>
+    </w:p>
+    <w:p>
+      <w:pPr>
+        <w:spacing w:after="40"/>
+      </w:pPr>
+      <w:r>
+        <w:t xml:space="preserve"> </w:t>
+      </w:r>
+    </w:p>
+    <w:p>
+      <w:pPr>
+        <w:spacing w:after="40"/>
+      </w:pPr>
+      <w:r>
         <w:t xml:space="preserve">✍️ FÅNGA VARJE RESA</w:t>
       </w:r>
     </w:p>
@@ -3643,7 +3971,7 @@
         <w:spacing w:after="40"/>
       </w:pPr>
       <w:r>
-        <w:t xml:space="preserve">Skriv dina inlägg precis som du minns dem: maten, kaoset, den stilla solnedgången som ingen annan såg. Lägg till foton, tagga ditt humör, nåla fast platsen och organisera allt med taggar och resegrupper.</w:t>
+        <w:t xml:space="preserve">Skriv dina inlägg precis som du minns dem: maten, kaoset, den stilla solnedgången som ingen annan såg. Lägg till foton, tagga ditt humör, nåla fast platsen och organisera allt med taggar och resegrupper. För trött för att skriva? Tryck på mikrofonen och diktera — tal-till-text förvandlar din röst till din dagbok.</w:t>
       </w:r>
     </w:p>
     <w:p>
@@ -3683,15 +4011,15 @@
         <w:spacing w:after="40"/>
       </w:pPr>
       <w:r>
-        <w:t xml:space="preserve">☁️ MOLNSYNK + FOTOBACKUP TILL GOOGLE DRIVE</w:t>
-      </w:r>
-    </w:p>
-    <w:p>
-      <w:pPr>
-        <w:spacing w:after="40"/>
-      </w:pPr>
-      <w:r>
-        <w:t xml:space="preserve">Logga in på vilken enhet som helst — din dagbok väntar. Inläggen synkas säkert i molnet, och dina foton säkerhetskopieras till en Macaco-mapp i din egen Google Drive: dina filer, ditt konto, din kontroll.</w:t>
+        <w:t xml:space="preserve">☁️ MOLNSYNK + BACKUP TILL GOOGLE DRIVE</w:t>
+      </w:r>
+    </w:p>
+    <w:p>
+      <w:pPr>
+        <w:spacing w:after="40"/>
+      </w:pPr>
+      <w:r>
+        <w:t xml:space="preserve">Logga in på vilken enhet som helst — din dagbok väntar. Inläggen synkas säkert i molnet, och dina foton och videor säkerhetskopieras till en Macaco-mapp i din egen Google Drive: dina filer, ditt konto, din kontroll.</w:t>
       </w:r>
     </w:p>
     <w:p>
@@ -3835,7 +4163,15 @@
         <w:spacing w:after="40"/>
       </w:pPr>
       <w:r>
-        <w:t xml:space="preserve">☁️ Molnsynk + fotobackup till Google Drive</w:t>
+        <w:t xml:space="preserve">🎬 Upp till 3 videor (15 s) per inlägg</w:t>
+      </w:r>
+    </w:p>
+    <w:p>
+      <w:pPr>
+        <w:spacing w:after="40"/>
+      </w:pPr>
+      <w:r>
+        <w:t xml:space="preserve">☁️ Molnsynk + foto- och videobackup till Google Drive</w:t>
       </w:r>
     </w:p>
     <w:p>
@@ -3938,15 +4274,15 @@
           <w:sz w:val="20"/>
           <w:szCs w:val="20"/>
         </w:rPr>
-        <w:t xml:space="preserve">SHORT DESCRIPTION (32/80)</w:t>
-      </w:r>
-    </w:p>
-    <w:p>
-      <w:pPr>
-        <w:spacing w:after="40"/>
-      </w:pPr>
-      <w:r>
-        <w:t xml:space="preserve">私密旅行日记：照片、地图、云同步。无广告，不追踪，数据永不出售。</w:t>
+        <w:t xml:space="preserve">SHORT DESCRIPTION (28/80)</w:t>
+      </w:r>
+    </w:p>
+    <w:p>
+      <w:pPr>
+        <w:spacing w:after="40"/>
+      </w:pPr>
+      <w:r>
+        <w:t xml:space="preserve">私密旅行日记：照片、视频、地图、云同步。无广告，不追踪。</w:t>
       </w:r>
     </w:p>
     <w:p>
@@ -3961,7 +4297,7 @@
           <w:sz w:val="20"/>
           <w:szCs w:val="20"/>
         </w:rPr>
-        <w:t xml:space="preserve">FULL DESCRIPTION (746/4000)</w:t>
+        <w:t xml:space="preserve">FULL DESCRIPTION (907/4000)</w:t>
       </w:r>
     </w:p>
     <w:p>
@@ -3985,7 +4321,7 @@
         <w:spacing w:after="40"/>
       </w:pPr>
       <w:r>
-        <w:t xml:space="preserve">你的旅行回忆只属于你。Macaco 是一款私密旅行日记应用，集照片记录、冒险地图与云同步于一身——无广告，无信息流，你的数据永远不会被出售。</w:t>
+        <w:t xml:space="preserve">你的旅行回忆只属于你。Macaco 是一款私密旅行日记应用，集照片、视频、冒险地图与云同步于一身——无广告，无信息流，你的数据永远不会被出售。</w:t>
       </w:r>
     </w:p>
     <w:p>
@@ -4017,6 +4353,30 @@
         <w:spacing w:after="40"/>
       </w:pPr>
       <w:r>
+        <w:t xml:space="preserve">🎬 新功能：用视频让回忆活起来</w:t>
+      </w:r>
+    </w:p>
+    <w:p>
+      <w:pPr>
+        <w:spacing w:after="40"/>
+      </w:pPr>
+      <w:r>
+        <w:t xml:space="preserve">有些瞬间，照片远远不够。每篇日记最多可添加 3 段 15 秒的视频——街头艺人、海浪、晚餐时的举杯。在应用内直接剪辑，并像照片一样备份到你的 Google 云端硬盘。</w:t>
+      </w:r>
+    </w:p>
+    <w:p>
+      <w:pPr>
+        <w:spacing w:after="40"/>
+      </w:pPr>
+      <w:r>
+        <w:t xml:space="preserve"> </w:t>
+      </w:r>
+    </w:p>
+    <w:p>
+      <w:pPr>
+        <w:spacing w:after="40"/>
+      </w:pPr>
+      <w:r>
         <w:t xml:space="preserve">✍️ 记录每一次旅程</w:t>
       </w:r>
     </w:p>
@@ -4025,7 +4385,7 @@
         <w:spacing w:after="40"/>
       </w:pPr>
       <w:r>
-        <w:t xml:space="preserve">按你记忆中的样子写下日记：那顿美食、那场混乱、那个只有你看到的宁静日落。添加照片、标记心情、固定位置，再用标签和旅行分组，把一切整理成你喜欢的样子。</w:t>
+        <w:t xml:space="preserve">按你记忆中的样子写下日记：那顿美食、那场混乱、那个只有你看到的宁静日落。添加照片、标记心情、固定位置，再用标签和旅行分组，把一切整理成你喜欢的样子。累得不想打字？点击麦克风直接口述——语音转文字，把你的声音变成日记。</w:t>
       </w:r>
     </w:p>
     <w:p>
@@ -4065,15 +4425,15 @@
         <w:spacing w:after="40"/>
       </w:pPr>
       <w:r>
-        <w:t xml:space="preserve">☁️ 云同步 + Google 云端硬盘照片备份</w:t>
-      </w:r>
-    </w:p>
-    <w:p>
-      <w:pPr>
-        <w:spacing w:after="40"/>
-      </w:pPr>
-      <w:r>
-        <w:t xml:space="preserve">在任何设备上登录，你的日记都在等你。日记条目安全同步至云端，照片则备份到你自己 Google 云端硬盘中的 Macaco 文件夹：你的文件，你的账户,由你掌控。</w:t>
+        <w:t xml:space="preserve">☁️ 云同步 + Google 云端硬盘备份</w:t>
+      </w:r>
+    </w:p>
+    <w:p>
+      <w:pPr>
+        <w:spacing w:after="40"/>
+      </w:pPr>
+      <w:r>
+        <w:t xml:space="preserve">在任何设备上登录，你的日记都在等你。日记条目安全同步至云端，照片和视频则备份到你自己 Google 云端硬盘中的 Macaco 文件夹：你的文件，你的账户，由你掌控。</w:t>
       </w:r>
     </w:p>
     <w:p>
@@ -4217,7 +4577,15 @@
         <w:spacing w:after="40"/>
       </w:pPr>
       <w:r>
-        <w:t xml:space="preserve">☁️ 云同步 + Google 云端硬盘照片备份</w:t>
+        <w:t xml:space="preserve">🎬 每篇日记最多 3 段视频（15 秒）</w:t>
+      </w:r>
+    </w:p>
+    <w:p>
+      <w:pPr>
+        <w:spacing w:after="40"/>
+      </w:pPr>
+      <w:r>
+        <w:t xml:space="preserve">☁️ 云同步 + Google 云端硬盘照片和视频备份</w:t>
       </w:r>
     </w:p>
     <w:p>

--- a/Macaco-Play-Listing-ASO-2026-07.docx
+++ b/Macaco-Play-Listing-ASO-2026-07.docx
@@ -32,6 +32,22 @@
       </w:pPr>
       <w:r>
         <w:t xml:space="preserve">What changed in this revision</w:t>
+      </w:r>
+    </w:p>
+    <w:p>
+      <w:pPr>
+        <w:spacing w:after="40"/>
+      </w:pPr>
+      <w:r>
+        <w:t xml:space="preserve">• Policy compliance: short descriptions rewritten without price/promotional keywords (“no ads” etc.) per Google Play metadata policy — promotion was flagged by Play. Privacy is now conveyed via feature terms only (private, app lock). The no-ads message remains in the full description, where it is permitted.</w:t>
+      </w:r>
+    </w:p>
+    <w:p>
+      <w:pPr>
+        <w:spacing w:after="40"/>
+      </w:pPr>
+      <w:r>
+        <w:t xml:space="preserve">• Adventure Reel added as its own section in all languages: one tap turns a trip’s photos into a shareable vertical mini-movie (pan-and-zoom, transitions, location/date overlays) — also added to the Premium list.</w:t>
       </w:r>
     </w:p>
     <w:p>
@@ -142,7 +158,7 @@
         <w:spacing w:after="40"/>
       </w:pPr>
       <w:r>
-        <w:t xml:space="preserve">Private travel journal: photos, videos, map &amp; cloud sync. No ads, data yours.</w:t>
+        <w:t xml:space="preserve">Private travel journal: photos, videos, adventures map, cloud sync, app lock.</w:t>
       </w:r>
     </w:p>
     <w:p>
@@ -157,7 +173,7 @@
           <w:sz w:val="20"/>
           <w:szCs w:val="20"/>
         </w:rPr>
-        <w:t xml:space="preserve">FULL DESCRIPTION (2326/4000)</w:t>
+        <w:t xml:space="preserve">FULL DESCRIPTION (2643/4000)</w:t>
       </w:r>
     </w:p>
     <w:p>
@@ -237,6 +253,30 @@
         <w:spacing w:after="40"/>
       </w:pPr>
       <w:r>
+        <w:t xml:space="preserve">🎞️ THE ADVENTURE REEL</w:t>
+      </w:r>
+    </w:p>
+    <w:p>
+      <w:pPr>
+        <w:spacing w:after="40"/>
+      </w:pPr>
+      <w:r>
+        <w:t xml:space="preserve">Turn any trip into a shareable mini-movie. One tap builds a beautiful vertical slideshow from your trip photos — smooth pan-and-zoom, elegant transitions, location and date overlays — ready for WhatsApp, Instagram or the family group chat.</w:t>
+      </w:r>
+    </w:p>
+    <w:p>
+      <w:pPr>
+        <w:spacing w:after="40"/>
+      </w:pPr>
+      <w:r>
+        <w:t xml:space="preserve"> </w:t>
+      </w:r>
+    </w:p>
+    <w:p>
+      <w:pPr>
+        <w:spacing w:after="40"/>
+      </w:pPr>
+      <w:r>
         <w:t xml:space="preserve">✍️ CAPTURE EVERY TRIP</w:t>
       </w:r>
     </w:p>
@@ -438,6 +478,14 @@
       </w:pPr>
       <w:r>
         <w:t xml:space="preserve">🎬 Up to 3 videos (15 s) per entry</w:t>
+      </w:r>
+    </w:p>
+    <w:p>
+      <w:pPr>
+        <w:spacing w:after="40"/>
+      </w:pPr>
+      <w:r>
+        <w:t xml:space="preserve">🎞️ Adventure Reels — turn trips into shareable videos</w:t>
       </w:r>
     </w:p>
     <w:p>
@@ -548,15 +596,15 @@
           <w:sz w:val="20"/>
           <w:szCs w:val="20"/>
         </w:rPr>
-        <w:t xml:space="preserve">SHORT DESCRIPTION (72/80)</w:t>
-      </w:r>
-    </w:p>
-    <w:p>
-      <w:pPr>
-        <w:spacing w:after="40"/>
-      </w:pPr>
-      <w:r>
-        <w:t xml:space="preserve">Privates Reisetagebuch: Fotos, Videos, Karte &amp; Cloud-Sync. Ohne Werbung.</w:t>
+        <w:t xml:space="preserve">SHORT DESCRIPTION (70/80)</w:t>
+      </w:r>
+    </w:p>
+    <w:p>
+      <w:pPr>
+        <w:spacing w:after="40"/>
+      </w:pPr>
+      <w:r>
+        <w:t xml:space="preserve">Privates Reisetagebuch: Fotos, Videos, Karte, Cloud-Sync &amp; App-Sperre.</w:t>
       </w:r>
     </w:p>
     <w:p>
@@ -571,7 +619,7 @@
           <w:sz w:val="20"/>
           <w:szCs w:val="20"/>
         </w:rPr>
-        <w:t xml:space="preserve">FULL DESCRIPTION (2672/4000)</w:t>
+        <w:t xml:space="preserve">FULL DESCRIPTION (2999/4000)</w:t>
       </w:r>
     </w:p>
     <w:p>
@@ -651,6 +699,30 @@
         <w:spacing w:after="40"/>
       </w:pPr>
       <w:r>
+        <w:t xml:space="preserve">🎞️ DAS ABENTEUER-REEL</w:t>
+      </w:r>
+    </w:p>
+    <w:p>
+      <w:pPr>
+        <w:spacing w:after="40"/>
+      </w:pPr>
+      <w:r>
+        <w:t xml:space="preserve">Mach aus jeder Reise einen teilbaren Mini-Film. Ein Tipp erstellt eine wunderschöne vertikale Slideshow aus deinen Reisefotos — sanfte Kamerafahrten, elegante Übergänge, Orts- und Datumseinblendungen — bereit für WhatsApp, Instagram oder den Familienchat.</w:t>
+      </w:r>
+    </w:p>
+    <w:p>
+      <w:pPr>
+        <w:spacing w:after="40"/>
+      </w:pPr>
+      <w:r>
+        <w:t xml:space="preserve"> </w:t>
+      </w:r>
+    </w:p>
+    <w:p>
+      <w:pPr>
+        <w:spacing w:after="40"/>
+      </w:pPr>
+      <w:r>
         <w:t xml:space="preserve">✍️ HALTE JEDE REISE FEST</w:t>
       </w:r>
     </w:p>
@@ -852,6 +924,14 @@
       </w:pPr>
       <w:r>
         <w:t xml:space="preserve">🎬 Bis zu 3 Videos (15 Sek.) pro Eintrag</w:t>
+      </w:r>
+    </w:p>
+    <w:p>
+      <w:pPr>
+        <w:spacing w:after="40"/>
+      </w:pPr>
+      <w:r>
+        <w:t xml:space="preserve">🎞️ Abenteuer-Reels — Reisen als teilbare Videos</w:t>
       </w:r>
     </w:p>
     <w:p>
@@ -962,15 +1042,15 @@
           <w:sz w:val="20"/>
           <w:szCs w:val="20"/>
         </w:rPr>
-        <w:t xml:space="preserve">SHORT DESCRIPTION (77/80)</w:t>
-      </w:r>
-    </w:p>
-    <w:p>
-      <w:pPr>
-        <w:spacing w:after="40"/>
-      </w:pPr>
-      <w:r>
-        <w:t xml:space="preserve">Diario de viaje privado: fotos, vídeos, mapa y nube. Sin anuncios ni rastreo.</w:t>
+        <w:t xml:space="preserve">SHORT DESCRIPTION (68/80)</w:t>
+      </w:r>
+    </w:p>
+    <w:p>
+      <w:pPr>
+        <w:spacing w:after="40"/>
+      </w:pPr>
+      <w:r>
+        <w:t xml:space="preserve">Diario de viaje privado: fotos, vídeos, mapa, nube y bloqueo de app.</w:t>
       </w:r>
     </w:p>
     <w:p>
@@ -985,7 +1065,7 @@
           <w:sz w:val="20"/>
           <w:szCs w:val="20"/>
         </w:rPr>
-        <w:t xml:space="preserve">FULL DESCRIPTION (2524/4000)</w:t>
+        <w:t xml:space="preserve">FULL DESCRIPTION (2886/4000)</w:t>
       </w:r>
     </w:p>
     <w:p>
@@ -1065,6 +1145,30 @@
         <w:spacing w:after="40"/>
       </w:pPr>
       <w:r>
+        <w:t xml:space="preserve">🎞️ EL REEL DE AVENTURAS</w:t>
+      </w:r>
+    </w:p>
+    <w:p>
+      <w:pPr>
+        <w:spacing w:after="40"/>
+      </w:pPr>
+      <w:r>
+        <w:t xml:space="preserve">Convierte cualquier viaje en una mini-película para compartir. Con un toque se crea una preciosa presentación vertical con las fotos de tu viaje — movimientos suaves, transiciones elegantes, lugar y fecha superpuestos — lista para WhatsApp, Instagram o el chat familiar.</w:t>
+      </w:r>
+    </w:p>
+    <w:p>
+      <w:pPr>
+        <w:spacing w:after="40"/>
+      </w:pPr>
+      <w:r>
+        <w:t xml:space="preserve"> </w:t>
+      </w:r>
+    </w:p>
+    <w:p>
+      <w:pPr>
+        <w:spacing w:after="40"/>
+      </w:pPr>
+      <w:r>
         <w:t xml:space="preserve">✍️ CAPTURA CADA VIAJE</w:t>
       </w:r>
     </w:p>
@@ -1266,6 +1370,14 @@
       </w:pPr>
       <w:r>
         <w:t xml:space="preserve">🎬 Hasta 3 vídeos (15 s) por entrada</w:t>
+      </w:r>
+    </w:p>
+    <w:p>
+      <w:pPr>
+        <w:spacing w:after="40"/>
+      </w:pPr>
+      <w:r>
+        <w:t xml:space="preserve">🎞️ Reels de aventuras — convierte viajes en vídeos para compartir</w:t>
       </w:r>
     </w:p>
     <w:p>
@@ -1376,15 +1488,15 @@
           <w:sz w:val="20"/>
           <w:szCs w:val="20"/>
         </w:rPr>
-        <w:t xml:space="preserve">SHORT DESCRIPTION (73/80)</w:t>
-      </w:r>
-    </w:p>
-    <w:p>
-      <w:pPr>
-        <w:spacing w:after="40"/>
-      </w:pPr>
-      <w:r>
-        <w:t xml:space="preserve">Journal de voyage privé : photos, vidéos, carte, synchro cloud. Zéro pub.</w:t>
+        <w:t xml:space="preserve">SHORT DESCRIPTION (77/80)</w:t>
+      </w:r>
+    </w:p>
+    <w:p>
+      <w:pPr>
+        <w:spacing w:after="40"/>
+      </w:pPr>
+      <w:r>
+        <w:t xml:space="preserve">Journal de voyage privé : photos, vidéos, carte, synchro cloud, verrouillage.</w:t>
       </w:r>
     </w:p>
     <w:p>
@@ -1399,7 +1511,7 @@
           <w:sz w:val="20"/>
           <w:szCs w:val="20"/>
         </w:rPr>
-        <w:t xml:space="preserve">FULL DESCRIPTION (2846/4000)</w:t>
+        <w:t xml:space="preserve">FULL DESCRIPTION (3202/4000)</w:t>
       </w:r>
     </w:p>
     <w:p>
@@ -1479,6 +1591,30 @@
         <w:spacing w:after="40"/>
       </w:pPr>
       <w:r>
+        <w:t xml:space="preserve">🎞️ LE REEL D'AVENTURES</w:t>
+      </w:r>
+    </w:p>
+    <w:p>
+      <w:pPr>
+        <w:spacing w:after="40"/>
+      </w:pPr>
+      <w:r>
+        <w:t xml:space="preserve">Transformez n'importe quel voyage en mini-film à partager. Un seul geste crée un magnifique diaporama vertical à partir de vos photos de voyage — panoramiques fluides, transitions élégantes, lieu et date en surimpression — prêt pour WhatsApp, Instagram ou le groupe familial.</w:t>
+      </w:r>
+    </w:p>
+    <w:p>
+      <w:pPr>
+        <w:spacing w:after="40"/>
+      </w:pPr>
+      <w:r>
+        <w:t xml:space="preserve"> </w:t>
+      </w:r>
+    </w:p>
+    <w:p>
+      <w:pPr>
+        <w:spacing w:after="40"/>
+      </w:pPr>
+      <w:r>
         <w:t xml:space="preserve">✍️ CAPTUREZ CHAQUE VOYAGE</w:t>
       </w:r>
     </w:p>
@@ -1680,6 +1816,14 @@
       </w:pPr>
       <w:r>
         <w:t xml:space="preserve">🎬 Jusqu'à 3 vidéos (15 s) par entrée</w:t>
+      </w:r>
+    </w:p>
+    <w:p>
+      <w:pPr>
+        <w:spacing w:after="40"/>
+      </w:pPr>
+      <w:r>
+        <w:t xml:space="preserve">🎞️ Reels d'aventures — vos voyages en vidéos à partager</w:t>
       </w:r>
     </w:p>
     <w:p>
@@ -1790,15 +1934,15 @@
           <w:sz w:val="20"/>
           <w:szCs w:val="20"/>
         </w:rPr>
-        <w:t xml:space="preserve">SHORT DESCRIPTION (71/80)</w:t>
-      </w:r>
-    </w:p>
-    <w:p>
-      <w:pPr>
-        <w:spacing w:after="40"/>
-      </w:pPr>
-      <w:r>
-        <w:t xml:space="preserve">Diario di viaggio privato: foto, video, mappa e cloud. Zero pubblicità.</w:t>
+        <w:t xml:space="preserve">SHORT DESCRIPTION (66/80)</w:t>
+      </w:r>
+    </w:p>
+    <w:p>
+      <w:pPr>
+        <w:spacing w:after="40"/>
+      </w:pPr>
+      <w:r>
+        <w:t xml:space="preserve">Diario di viaggio privato: foto, video, mappa, cloud e blocco app.</w:t>
       </w:r>
     </w:p>
     <w:p>
@@ -1813,7 +1957,7 @@
           <w:sz w:val="20"/>
           <w:szCs w:val="20"/>
         </w:rPr>
-        <w:t xml:space="preserve">FULL DESCRIPTION (2605/4000)</w:t>
+        <w:t xml:space="preserve">FULL DESCRIPTION (2968/4000)</w:t>
       </w:r>
     </w:p>
     <w:p>
@@ -1893,6 +2037,30 @@
         <w:spacing w:after="40"/>
       </w:pPr>
       <w:r>
+        <w:t xml:space="preserve">🎞️ IL REEL DELLE AVVENTURE</w:t>
+      </w:r>
+    </w:p>
+    <w:p>
+      <w:pPr>
+        <w:spacing w:after="40"/>
+      </w:pPr>
+      <w:r>
+        <w:t xml:space="preserve">Trasforma qualsiasi viaggio in un mini-film da condividere. Con un tocco crei una splendida presentazione verticale dalle foto del viaggio — panoramiche fluide, transizioni eleganti, luogo e data in sovrimpressione — pronta per WhatsApp, Instagram o la chat di famiglia.</w:t>
+      </w:r>
+    </w:p>
+    <w:p>
+      <w:pPr>
+        <w:spacing w:after="40"/>
+      </w:pPr>
+      <w:r>
+        <w:t xml:space="preserve"> </w:t>
+      </w:r>
+    </w:p>
+    <w:p>
+      <w:pPr>
+        <w:spacing w:after="40"/>
+      </w:pPr>
+      <w:r>
         <w:t xml:space="preserve">✍️ CATTURA OGNI VIAGGIO</w:t>
       </w:r>
     </w:p>
@@ -2094,6 +2262,14 @@
       </w:pPr>
       <w:r>
         <w:t xml:space="preserve">🎬 Fino a 3 video (15 s) per voce</w:t>
+      </w:r>
+    </w:p>
+    <w:p>
+      <w:pPr>
+        <w:spacing w:after="40"/>
+      </w:pPr>
+      <w:r>
+        <w:t xml:space="preserve">🎞️ Reel delle avventure — i tuoi viaggi in video da condividere</w:t>
       </w:r>
     </w:p>
     <w:p>
@@ -2204,15 +2380,15 @@
           <w:sz w:val="20"/>
           <w:szCs w:val="20"/>
         </w:rPr>
-        <w:t xml:space="preserve">SHORT DESCRIPTION (33/80)</w:t>
-      </w:r>
-    </w:p>
-    <w:p>
-      <w:pPr>
-        <w:spacing w:after="40"/>
-      </w:pPr>
-      <w:r>
-        <w:t xml:space="preserve">プライベートな旅行日記：写真・動画・地図・クラウド同期。広告なし。</w:t>
+        <w:t xml:space="preserve">SHORT DESCRIPTION (35/80)</w:t>
+      </w:r>
+    </w:p>
+    <w:p>
+      <w:pPr>
+        <w:spacing w:after="40"/>
+      </w:pPr>
+      <w:r>
+        <w:t xml:space="preserve">プライベートな旅行日記：写真・動画・地図・クラウド同期・アプリロック。</w:t>
       </w:r>
     </w:p>
     <w:p>
@@ -2227,7 +2403,7 @@
           <w:sz w:val="20"/>
           <w:szCs w:val="20"/>
         </w:rPr>
-        <w:t xml:space="preserve">FULL DESCRIPTION (1256/4000)</w:t>
+        <w:t xml:space="preserve">FULL DESCRIPTION (1429/4000)</w:t>
       </w:r>
     </w:p>
     <w:p>
@@ -2307,6 +2483,30 @@
         <w:spacing w:after="40"/>
       </w:pPr>
       <w:r>
+        <w:t xml:space="preserve">🎞️ アドベンチャーリール</w:t>
+      </w:r>
+    </w:p>
+    <w:p>
+      <w:pPr>
+        <w:spacing w:after="40"/>
+      </w:pPr>
+      <w:r>
+        <w:t xml:space="preserve">どんな旅も、シェアできるミニムービーに。ワンタップで旅の写真から美しい縦型スライドショーを作成 — なめらかなパン＆ズーム、上品なトランジション、場所と日付のオーバーレイ付き。WhatsApp や Instagram、家族のグループチャットにそのままどうぞ。</w:t>
+      </w:r>
+    </w:p>
+    <w:p>
+      <w:pPr>
+        <w:spacing w:after="40"/>
+      </w:pPr>
+      <w:r>
+        <w:t xml:space="preserve"> </w:t>
+      </w:r>
+    </w:p>
+    <w:p>
+      <w:pPr>
+        <w:spacing w:after="40"/>
+      </w:pPr>
+      <w:r>
         <w:t xml:space="preserve">✍️ すべての旅を記録</w:t>
       </w:r>
     </w:p>
@@ -2508,6 +2708,14 @@
       </w:pPr>
       <w:r>
         <w:t xml:space="preserve">🎬 エントリごとに最大 3 本の動画（15 秒）</w:t>
+      </w:r>
+    </w:p>
+    <w:p>
+      <w:pPr>
+        <w:spacing w:after="40"/>
+      </w:pPr>
+      <w:r>
+        <w:t xml:space="preserve">🎞️ アドベンチャーリール — 旅をシェアできる動画に</w:t>
       </w:r>
     </w:p>
     <w:p>
@@ -2618,15 +2826,15 @@
           <w:sz w:val="20"/>
           <w:szCs w:val="20"/>
         </w:rPr>
-        <w:t xml:space="preserve">SHORT DESCRIPTION (74/80)</w:t>
-      </w:r>
-    </w:p>
-    <w:p>
-      <w:pPr>
-        <w:spacing w:after="40"/>
-      </w:pPr>
-      <w:r>
-        <w:t xml:space="preserve">Privé reisdagboek: foto's, video's, kaart &amp; cloud-sync. Geen advertenties.</w:t>
+        <w:t xml:space="preserve">SHORT DESCRIPTION (75/80)</w:t>
+      </w:r>
+    </w:p>
+    <w:p>
+      <w:pPr>
+        <w:spacing w:after="40"/>
+      </w:pPr>
+      <w:r>
+        <w:t xml:space="preserve">Privé reisdagboek: foto's, video's, kaart, cloud-sync en app-vergrendeling.</w:t>
       </w:r>
     </w:p>
     <w:p>
@@ -2641,7 +2849,7 @@
           <w:sz w:val="20"/>
           <w:szCs w:val="20"/>
         </w:rPr>
-        <w:t xml:space="preserve">FULL DESCRIPTION (2543/4000)</w:t>
+        <w:t xml:space="preserve">FULL DESCRIPTION (2859/4000)</w:t>
       </w:r>
     </w:p>
     <w:p>
@@ -2721,6 +2929,30 @@
         <w:spacing w:after="40"/>
       </w:pPr>
       <w:r>
+        <w:t xml:space="preserve">🎞️ DE AVONTURENREEL</w:t>
+      </w:r>
+    </w:p>
+    <w:p>
+      <w:pPr>
+        <w:spacing w:after="40"/>
+      </w:pPr>
+      <w:r>
+        <w:t xml:space="preserve">Maak van elke reis een deelbare minifilm. Met één tik bouw je een prachtige verticale slideshow van je reisfoto's — vloeiend pannen en zoomen, elegante overgangen, locatie en datum in beeld — klaar voor WhatsApp, Instagram of de familie-appgroep.</w:t>
+      </w:r>
+    </w:p>
+    <w:p>
+      <w:pPr>
+        <w:spacing w:after="40"/>
+      </w:pPr>
+      <w:r>
+        <w:t xml:space="preserve"> </w:t>
+      </w:r>
+    </w:p>
+    <w:p>
+      <w:pPr>
+        <w:spacing w:after="40"/>
+      </w:pPr>
+      <w:r>
         <w:t xml:space="preserve">✍️ LEG ELKE REIS VAST</w:t>
       </w:r>
     </w:p>
@@ -2922,6 +3154,14 @@
       </w:pPr>
       <w:r>
         <w:t xml:space="preserve">🎬 Tot 3 video's (15 s) per item</w:t>
+      </w:r>
+    </w:p>
+    <w:p>
+      <w:pPr>
+        <w:spacing w:after="40"/>
+      </w:pPr>
+      <w:r>
+        <w:t xml:space="preserve">🎞️ Avonturenreels — reizen als deelbare video's</w:t>
       </w:r>
     </w:p>
     <w:p>
@@ -3032,15 +3272,15 @@
           <w:sz w:val="20"/>
           <w:szCs w:val="20"/>
         </w:rPr>
-        <w:t xml:space="preserve">SHORT DESCRIPTION (80/80)</w:t>
-      </w:r>
-    </w:p>
-    <w:p>
-      <w:pPr>
-        <w:spacing w:after="40"/>
-      </w:pPr>
-      <w:r>
-        <w:t xml:space="preserve">Prywatny dziennik podróży: zdjęcia, filmy, mapa, chmura. Bez reklam i śledzenia.</w:t>
+        <w:t xml:space="preserve">SHORT DESCRIPTION (76/80)</w:t>
+      </w:r>
+    </w:p>
+    <w:p>
+      <w:pPr>
+        <w:spacing w:after="40"/>
+      </w:pPr>
+      <w:r>
+        <w:t xml:space="preserve">Prywatny dziennik podróży: zdjęcia, filmy, mapa, chmura i blokada aplikacji.</w:t>
       </w:r>
     </w:p>
     <w:p>
@@ -3055,7 +3295,7 @@
           <w:sz w:val="20"/>
           <w:szCs w:val="20"/>
         </w:rPr>
-        <w:t xml:space="preserve">FULL DESCRIPTION (2633/4000)</w:t>
+        <w:t xml:space="preserve">FULL DESCRIPTION (2955/4000)</w:t>
       </w:r>
     </w:p>
     <w:p>
@@ -3135,6 +3375,30 @@
         <w:spacing w:after="40"/>
       </w:pPr>
       <w:r>
+        <w:t xml:space="preserve">🎞️ ROLKA PRZYGÓD</w:t>
+      </w:r>
+    </w:p>
+    <w:p>
+      <w:pPr>
+        <w:spacing w:after="40"/>
+      </w:pPr>
+      <w:r>
+        <w:t xml:space="preserve">Zamień każdą podróż w mini-film do udostępnienia. Jedno dotknięcie tworzy piękny pionowy pokaz slajdów ze zdjęć z podróży — płynne najazdy kamery, eleganckie przejścia, miejsce i data na ekranie — gotowy na WhatsAppa, Instagrama albo rodzinny czat.</w:t>
+      </w:r>
+    </w:p>
+    <w:p>
+      <w:pPr>
+        <w:spacing w:after="40"/>
+      </w:pPr>
+      <w:r>
+        <w:t xml:space="preserve"> </w:t>
+      </w:r>
+    </w:p>
+    <w:p>
+      <w:pPr>
+        <w:spacing w:after="40"/>
+      </w:pPr>
+      <w:r>
         <w:t xml:space="preserve">✍️ UCHWYĆ KAŻDĄ PODRÓŻ</w:t>
       </w:r>
     </w:p>
@@ -3336,6 +3600,14 @@
       </w:pPr>
       <w:r>
         <w:t xml:space="preserve">🎬 Do 3 filmów (15 s) na wpis</w:t>
+      </w:r>
+    </w:p>
+    <w:p>
+      <w:pPr>
+        <w:spacing w:after="40"/>
+      </w:pPr>
+      <w:r>
+        <w:t xml:space="preserve">🎞️ Rolki przygód — podróże jako filmy do udostępnienia</w:t>
       </w:r>
     </w:p>
     <w:p>
@@ -3446,15 +3718,15 @@
           <w:sz w:val="20"/>
           <w:szCs w:val="20"/>
         </w:rPr>
-        <w:t xml:space="preserve">SHORT DESCRIPTION (68/80)</w:t>
-      </w:r>
-    </w:p>
-    <w:p>
-      <w:pPr>
-        <w:spacing w:after="40"/>
-      </w:pPr>
-      <w:r>
-        <w:t xml:space="preserve">Diário de viagem privado: fotos, vídeos, mapa e nuvem. Sem anúncios.</w:t>
+        <w:t xml:space="preserve">SHORT DESCRIPTION (77/80)</w:t>
+      </w:r>
+    </w:p>
+    <w:p>
+      <w:pPr>
+        <w:spacing w:after="40"/>
+      </w:pPr>
+      <w:r>
+        <w:t xml:space="preserve">Diário de viagem privado: fotos, vídeos, mapa, nuvem e bloqueio de aplicação.</w:t>
       </w:r>
     </w:p>
     <w:p>
@@ -3469,7 +3741,7 @@
           <w:sz w:val="20"/>
           <w:szCs w:val="20"/>
         </w:rPr>
-        <w:t xml:space="preserve">FULL DESCRIPTION (2583/4000)</w:t>
+        <w:t xml:space="preserve">FULL DESCRIPTION (2923/4000)</w:t>
       </w:r>
     </w:p>
     <w:p>
@@ -3549,6 +3821,30 @@
         <w:spacing w:after="40"/>
       </w:pPr>
       <w:r>
+        <w:t xml:space="preserve">🎞️ O REEL DE AVENTURAS</w:t>
+      </w:r>
+    </w:p>
+    <w:p>
+      <w:pPr>
+        <w:spacing w:after="40"/>
+      </w:pPr>
+      <w:r>
+        <w:t xml:space="preserve">Transforme qualquer viagem num mini-filme para partilhar. Um toque cria uma bela apresentação vertical com as fotos da sua viagem — movimentos suaves, transições elegantes, local e data sobrepostos — pronta para o WhatsApp, o Instagram ou o grupo da família.</w:t>
+      </w:r>
+    </w:p>
+    <w:p>
+      <w:pPr>
+        <w:spacing w:after="40"/>
+      </w:pPr>
+      <w:r>
+        <w:t xml:space="preserve"> </w:t>
+      </w:r>
+    </w:p>
+    <w:p>
+      <w:pPr>
+        <w:spacing w:after="40"/>
+      </w:pPr>
+      <w:r>
         <w:t xml:space="preserve">✍️ CAPTE CADA VIAGEM</w:t>
       </w:r>
     </w:p>
@@ -3750,6 +4046,14 @@
       </w:pPr>
       <w:r>
         <w:t xml:space="preserve">🎬 Até 3 vídeos (15 s) por entrada</w:t>
+      </w:r>
+    </w:p>
+    <w:p>
+      <w:pPr>
+        <w:spacing w:after="40"/>
+      </w:pPr>
+      <w:r>
+        <w:t xml:space="preserve">🎞️ Reels de aventuras — viagens em vídeos para partilhar</w:t>
       </w:r>
     </w:p>
     <w:p>
@@ -3860,15 +4164,15 @@
           <w:sz w:val="20"/>
           <w:szCs w:val="20"/>
         </w:rPr>
-        <w:t xml:space="preserve">SHORT DESCRIPTION (66/80)</w:t>
-      </w:r>
-    </w:p>
-    <w:p>
-      <w:pPr>
-        <w:spacing w:after="40"/>
-      </w:pPr>
-      <w:r>
-        <w:t xml:space="preserve">Privat resedagbok: foton, videor, karta &amp; molnsynk. Inga annonser.</w:t>
+        <w:t xml:space="preserve">SHORT DESCRIPTION (61/80)</w:t>
+      </w:r>
+    </w:p>
+    <w:p>
+      <w:pPr>
+        <w:spacing w:after="40"/>
+      </w:pPr>
+      <w:r>
+        <w:t xml:space="preserve">Privat resedagbok: foton, videor, karta, molnsynk och applås.</w:t>
       </w:r>
     </w:p>
     <w:p>
@@ -3883,7 +4187,7 @@
           <w:sz w:val="20"/>
           <w:szCs w:val="20"/>
         </w:rPr>
-        <w:t xml:space="preserve">FULL DESCRIPTION (2382/4000)</w:t>
+        <w:t xml:space="preserve">FULL DESCRIPTION (2687/4000)</w:t>
       </w:r>
     </w:p>
     <w:p>
@@ -3963,6 +4267,30 @@
         <w:spacing w:after="40"/>
       </w:pPr>
       <w:r>
+        <w:t xml:space="preserve">🎞️ ÄVENTYRSREELEN</w:t>
+      </w:r>
+    </w:p>
+    <w:p>
+      <w:pPr>
+        <w:spacing w:after="40"/>
+      </w:pPr>
+      <w:r>
+        <w:t xml:space="preserve">Förvandla vilken resa som helst till en delbar minifilm. Ett tryck skapar ett vackert vertikalt bildspel av dina resefoton — mjuka panoreringar, eleganta övergångar, plats och datum i bild — redo för WhatsApp, Instagram eller familjechatten.</w:t>
+      </w:r>
+    </w:p>
+    <w:p>
+      <w:pPr>
+        <w:spacing w:after="40"/>
+      </w:pPr>
+      <w:r>
+        <w:t xml:space="preserve"> </w:t>
+      </w:r>
+    </w:p>
+    <w:p>
+      <w:pPr>
+        <w:spacing w:after="40"/>
+      </w:pPr>
+      <w:r>
         <w:t xml:space="preserve">✍️ FÅNGA VARJE RESA</w:t>
       </w:r>
     </w:p>
@@ -4164,6 +4492,14 @@
       </w:pPr>
       <w:r>
         <w:t xml:space="preserve">🎬 Upp till 3 videor (15 s) per inlägg</w:t>
+      </w:r>
+    </w:p>
+    <w:p>
+      <w:pPr>
+        <w:spacing w:after="40"/>
+      </w:pPr>
+      <w:r>
+        <w:t xml:space="preserve">🎞️ Äventyrsreels — resor som delbara videor</w:t>
       </w:r>
     </w:p>
     <w:p>
@@ -4274,15 +4610,15 @@
           <w:sz w:val="20"/>
           <w:szCs w:val="20"/>
         </w:rPr>
-        <w:t xml:space="preserve">SHORT DESCRIPTION (28/80)</w:t>
-      </w:r>
-    </w:p>
-    <w:p>
-      <w:pPr>
-        <w:spacing w:after="40"/>
-      </w:pPr>
-      <w:r>
-        <w:t xml:space="preserve">私密旅行日记：照片、视频、地图、云同步。无广告，不追踪。</w:t>
+        <w:t xml:space="preserve">SHORT DESCRIPTION (24/80)</w:t>
+      </w:r>
+    </w:p>
+    <w:p>
+      <w:pPr>
+        <w:spacing w:after="40"/>
+      </w:pPr>
+      <w:r>
+        <w:t xml:space="preserve">私密旅行日记：照片、视频、地图、云同步与应用锁。</w:t>
       </w:r>
     </w:p>
     <w:p>
@@ -4297,7 +4633,7 @@
           <w:sz w:val="20"/>
           <w:szCs w:val="20"/>
         </w:rPr>
-        <w:t xml:space="preserve">FULL DESCRIPTION (907/4000)</w:t>
+        <w:t xml:space="preserve">FULL DESCRIPTION (1032/4000)</w:t>
       </w:r>
     </w:p>
     <w:p>
@@ -4377,6 +4713,30 @@
         <w:spacing w:after="40"/>
       </w:pPr>
       <w:r>
+        <w:t xml:space="preserve">🎞️ 冒险短片</w:t>
+      </w:r>
+    </w:p>
+    <w:p>
+      <w:pPr>
+        <w:spacing w:after="40"/>
+      </w:pPr>
+      <w:r>
+        <w:t xml:space="preserve">把任何一次旅行变成可分享的迷你影片。轻点一下，即可用旅行照片生成精美的竖屏幻灯片——平滑的镜头推移、优雅的转场、地点和日期叠加——随时分享到微信、WhatsApp 或 Instagram。</w:t>
+      </w:r>
+    </w:p>
+    <w:p>
+      <w:pPr>
+        <w:spacing w:after="40"/>
+      </w:pPr>
+      <w:r>
+        <w:t xml:space="preserve"> </w:t>
+      </w:r>
+    </w:p>
+    <w:p>
+      <w:pPr>
+        <w:spacing w:after="40"/>
+      </w:pPr>
+      <w:r>
         <w:t xml:space="preserve">✍️ 记录每一次旅程</w:t>
       </w:r>
     </w:p>
@@ -4578,6 +4938,14 @@
       </w:pPr>
       <w:r>
         <w:t xml:space="preserve">🎬 每篇日记最多 3 段视频（15 秒）</w:t>
+      </w:r>
+    </w:p>
+    <w:p>
+      <w:pPr>
+        <w:spacing w:after="40"/>
+      </w:pPr>
+      <w:r>
+        <w:t xml:space="preserve">🎞️ 冒险短片——把旅行变成可分享的视频</w:t>
       </w:r>
     </w:p>
     <w:p>
